--- a/Phendhey-Tech/Web/Execute/SomPel Tech report.docx
+++ b/Phendhey-Tech/Web/Execute/SomPel Tech report.docx
@@ -81,66 +81,34 @@
           <w:rFonts w:ascii="Arial" w:hAnsi="Arial" w:cs="Arial"/>
           <w:szCs w:val="22"/>
         </w:rPr>
-        <w:t xml:space="preserve">This report presents </w:t>
-      </w:r>
-      <w:proofErr w:type="spellStart"/>
-      <w:r>
-        <w:rPr>
-          <w:rFonts w:ascii="Arial" w:hAnsi="Arial" w:cs="Arial"/>
-          <w:szCs w:val="22"/>
-        </w:rPr>
-        <w:t>SomPel</w:t>
-      </w:r>
-      <w:proofErr w:type="spellEnd"/>
-      <w:r>
-        <w:rPr>
-          <w:rFonts w:ascii="Arial" w:hAnsi="Arial" w:cs="Arial"/>
-          <w:szCs w:val="22"/>
-        </w:rPr>
-        <w:t xml:space="preserve"> Tech, a startup founded to address this gap through simple and accessible digital solutions. The report is based on a survey of 358 residents across urban, semi-urban, and rural areas of Bhutan. The survey explored differences in work patterns, screen use, and sleep habits between these groups, and examined how these factors relate to sleep quality and daytime energy.</w:t>
-      </w:r>
-    </w:p>
-    <w:p>
-      <w:pPr>
-        <w:spacing w:line="276" w:lineRule="auto"/>
-        <w:jc w:val="both"/>
-        <w:rPr>
-          <w:rFonts w:ascii="Arial" w:hAnsi="Arial" w:cs="Arial"/>
-          <w:szCs w:val="22"/>
-        </w:rPr>
-      </w:pPr>
-    </w:p>
-    <w:p>
-      <w:pPr>
-        <w:spacing w:line="276" w:lineRule="auto"/>
-        <w:jc w:val="both"/>
-        <w:rPr>
-          <w:rFonts w:ascii="Arial" w:hAnsi="Arial" w:cs="Arial"/>
-          <w:szCs w:val="22"/>
-        </w:rPr>
-      </w:pPr>
-      <w:r>
-        <w:rPr>
-          <w:rFonts w:ascii="Arial" w:hAnsi="Arial" w:cs="Arial"/>
-          <w:szCs w:val="22"/>
-        </w:rPr>
-        <w:t xml:space="preserve">The findings show that screen use before sleep consistently harms sleep quality and daily energy in both urban and rural groups. Urban residents tend to work longer hours and do more knowledge-based work, while rural residents sleep slightly longer and rely more on physical activity. Based on these results, </w:t>
-      </w:r>
-      <w:proofErr w:type="spellStart"/>
-      <w:r>
-        <w:rPr>
-          <w:rFonts w:ascii="Arial" w:hAnsi="Arial" w:cs="Arial"/>
-          <w:szCs w:val="22"/>
-        </w:rPr>
-        <w:t>SomPel</w:t>
-      </w:r>
-      <w:proofErr w:type="spellEnd"/>
-      <w:r>
-        <w:rPr>
-          <w:rFonts w:ascii="Arial" w:hAnsi="Arial" w:cs="Arial"/>
-          <w:szCs w:val="22"/>
-        </w:rPr>
-        <w:t xml:space="preserve"> Tech proposes two core products: a benchmarking website where users can compare their habits with others, and a mobile app for tracking sleep, screen use, and lifestyle. The report also outlines the company’s go-to-market strategy, competitive positioning, and risk management approach. Overall, there is strong user interest and a clear market opportunity for a localized, data-driven sleep and wellbeing solution in Bhutan.</w:t>
+        <w:t>This report presents SomPel Tech, a startup founded to address this gap through simple and accessible digital solutions. The report is based on a survey of 358 residents across urban, semi-urban, and rural areas of Bhutan. The survey explored differences in work patterns, screen use, and sleep habits between these groups, and examined how these factors relate to sleep quality and daytime energy.</w:t>
+      </w:r>
+    </w:p>
+    <w:p>
+      <w:pPr>
+        <w:spacing w:line="276" w:lineRule="auto"/>
+        <w:jc w:val="both"/>
+        <w:rPr>
+          <w:rFonts w:ascii="Arial" w:hAnsi="Arial" w:cs="Arial"/>
+          <w:szCs w:val="22"/>
+        </w:rPr>
+      </w:pPr>
+    </w:p>
+    <w:p>
+      <w:pPr>
+        <w:spacing w:line="276" w:lineRule="auto"/>
+        <w:jc w:val="both"/>
+        <w:rPr>
+          <w:rFonts w:ascii="Arial" w:hAnsi="Arial" w:cs="Arial"/>
+          <w:szCs w:val="22"/>
+        </w:rPr>
+      </w:pPr>
+      <w:r>
+        <w:rPr>
+          <w:rFonts w:ascii="Arial" w:hAnsi="Arial" w:cs="Arial"/>
+          <w:szCs w:val="22"/>
+        </w:rPr>
+        <w:t>The findings show that screen use before sleep consistently harms sleep quality and daily energy in both urban and rural groups. Urban residents tend to work longer hours and do more knowledge-based work, while rural residents sleep slightly longer and rely more on physical activity. Based on these results, SomPel Tech proposes two core products: a benchmarking website where users can compare their habits with others, and a mobile app for tracking sleep, screen use, and lifestyle. The report also outlines the company’s go-to-market strategy, competitive positioning, and risk management approach. Overall, there is strong user interest and a clear market opportunity for a localized, data-driven sleep and wellbeing solution in Bhutan.</w:t>
       </w:r>
     </w:p>
     <w:p>
@@ -1912,82 +1880,34 @@
           <w:rFonts w:ascii="Arial" w:hAnsi="Arial" w:cs="Arial"/>
           <w:szCs w:val="22"/>
         </w:rPr>
-        <w:t xml:space="preserve">This report introduces </w:t>
-      </w:r>
-      <w:proofErr w:type="spellStart"/>
-      <w:r>
-        <w:rPr>
-          <w:rFonts w:ascii="Arial" w:hAnsi="Arial" w:cs="Arial"/>
-          <w:szCs w:val="22"/>
-        </w:rPr>
-        <w:t>SomPel</w:t>
-      </w:r>
-      <w:proofErr w:type="spellEnd"/>
-      <w:r>
-        <w:rPr>
-          <w:rFonts w:ascii="Arial" w:hAnsi="Arial" w:cs="Arial"/>
-          <w:szCs w:val="22"/>
-        </w:rPr>
-        <w:t xml:space="preserve"> Tech, a technology startup that aims to change this by offering simple, data-driven digital tools to help people better understand their sleep and lifestyle habits. The idea was born from a desire to combine personal purpose with real-world impact, using technology as a bridge to better wellbeing.</w:t>
-      </w:r>
-    </w:p>
-    <w:p>
-      <w:pPr>
-        <w:spacing w:line="276" w:lineRule="auto"/>
-        <w:jc w:val="both"/>
-        <w:rPr>
-          <w:rFonts w:ascii="Arial" w:hAnsi="Arial" w:cs="Arial"/>
-          <w:szCs w:val="22"/>
-        </w:rPr>
-      </w:pPr>
-    </w:p>
-    <w:p>
-      <w:pPr>
-        <w:spacing w:line="276" w:lineRule="auto"/>
-        <w:jc w:val="both"/>
-        <w:rPr>
-          <w:rFonts w:ascii="Arial" w:hAnsi="Arial" w:cs="Arial"/>
-          <w:szCs w:val="22"/>
-        </w:rPr>
-      </w:pPr>
-      <w:r>
-        <w:rPr>
-          <w:rFonts w:ascii="Arial" w:hAnsi="Arial" w:cs="Arial"/>
-          <w:szCs w:val="22"/>
-        </w:rPr>
-        <w:t xml:space="preserve">This entrepreneurial report documents the research, analysis, and planning behind </w:t>
-      </w:r>
-      <w:proofErr w:type="spellStart"/>
-      <w:r>
-        <w:rPr>
-          <w:rFonts w:ascii="Arial" w:hAnsi="Arial" w:cs="Arial"/>
-          <w:szCs w:val="22"/>
-        </w:rPr>
-        <w:t>SomPel</w:t>
-      </w:r>
-      <w:proofErr w:type="spellEnd"/>
-      <w:r>
-        <w:rPr>
-          <w:rFonts w:ascii="Arial" w:hAnsi="Arial" w:cs="Arial"/>
-          <w:szCs w:val="22"/>
-        </w:rPr>
-        <w:t xml:space="preserve"> Tech. It covers the background and motivation for the business, a review of existing research on sleep and lifestyle in Bhutan, a competitive analysis of current solutions, findings from an original survey conducted with 358 participants, the proposed product solutions, a go-to-market strategy, and an assessment of risks. The goal is to show that there is a real need for this kind of solution in Bhutan, and that </w:t>
-      </w:r>
-      <w:proofErr w:type="spellStart"/>
-      <w:r>
-        <w:rPr>
-          <w:rFonts w:ascii="Arial" w:hAnsi="Arial" w:cs="Arial"/>
-          <w:szCs w:val="22"/>
-        </w:rPr>
-        <w:t>SomPel</w:t>
-      </w:r>
-      <w:proofErr w:type="spellEnd"/>
-      <w:r>
-        <w:rPr>
-          <w:rFonts w:ascii="Arial" w:hAnsi="Arial" w:cs="Arial"/>
-          <w:szCs w:val="22"/>
-        </w:rPr>
-        <w:t xml:space="preserve"> Tech is well-positioned to meet it.</w:t>
+        <w:t>This report introduces SomPel Tech, a technology startup that aims to change this by offering simple, data-driven digital tools to help people better understand their sleep and lifestyle habits. The idea was born from a desire to combine personal purpose with real-world impact, using technology as a bridge to better wellbeing.</w:t>
+      </w:r>
+    </w:p>
+    <w:p>
+      <w:pPr>
+        <w:spacing w:line="276" w:lineRule="auto"/>
+        <w:jc w:val="both"/>
+        <w:rPr>
+          <w:rFonts w:ascii="Arial" w:hAnsi="Arial" w:cs="Arial"/>
+          <w:szCs w:val="22"/>
+        </w:rPr>
+      </w:pPr>
+    </w:p>
+    <w:p>
+      <w:pPr>
+        <w:spacing w:line="276" w:lineRule="auto"/>
+        <w:jc w:val="both"/>
+        <w:rPr>
+          <w:rFonts w:ascii="Arial" w:hAnsi="Arial" w:cs="Arial"/>
+          <w:szCs w:val="22"/>
+        </w:rPr>
+      </w:pPr>
+      <w:r>
+        <w:rPr>
+          <w:rFonts w:ascii="Arial" w:hAnsi="Arial" w:cs="Arial"/>
+          <w:szCs w:val="22"/>
+        </w:rPr>
+        <w:t>This entrepreneurial report documents the research, analysis, and planning behind SomPel Tech. It covers the background and motivation for the business, a review of existing research on sleep and lifestyle in Bhutan, a competitive analysis of current solutions, findings from an original survey conducted with 358 participants, the proposed product solutions, a go-to-market strategy, and an assessment of risks. The goal is to show that there is a real need for this kind of solution in Bhutan, and that SomPel Tech is well-positioned to meet it.</w:t>
       </w:r>
     </w:p>
     <w:p>
@@ -2132,102 +2052,29 @@
           <w:szCs w:val="22"/>
         </w:rPr>
       </w:pPr>
-      <w:proofErr w:type="spellStart"/>
-      <w:r>
-        <w:rPr>
-          <w:rFonts w:ascii="Arial" w:hAnsi="Arial" w:cs="Arial"/>
-          <w:szCs w:val="22"/>
-        </w:rPr>
-        <w:t>SomPel</w:t>
-      </w:r>
-      <w:proofErr w:type="spellEnd"/>
-      <w:r>
-        <w:rPr>
-          <w:rFonts w:ascii="Arial" w:hAnsi="Arial" w:cs="Arial"/>
-          <w:szCs w:val="22"/>
-        </w:rPr>
-        <w:t xml:space="preserve"> Tech was founded during my six-month internship at Bhutan Data Scientists Pvt. Ltd., where I was encouraged to create a company identity as part of a project. At first, I proposed the name </w:t>
-      </w:r>
-      <w:proofErr w:type="spellStart"/>
-      <w:r>
-        <w:rPr>
-          <w:rFonts w:ascii="Arial" w:hAnsi="Arial" w:cs="Arial"/>
-          <w:szCs w:val="22"/>
-        </w:rPr>
-        <w:t>Phendhey</w:t>
-      </w:r>
-      <w:proofErr w:type="spellEnd"/>
-      <w:r>
-        <w:rPr>
-          <w:rFonts w:ascii="Arial" w:hAnsi="Arial" w:cs="Arial"/>
-          <w:szCs w:val="22"/>
-        </w:rPr>
-        <w:t xml:space="preserve"> Tech, inspired by the Dzongkha word “</w:t>
-      </w:r>
-      <w:proofErr w:type="spellStart"/>
-      <w:r>
-        <w:rPr>
-          <w:rFonts w:ascii="Arial" w:hAnsi="Arial" w:cs="Arial"/>
-          <w:szCs w:val="22"/>
-        </w:rPr>
-        <w:t>Phendhey</w:t>
-      </w:r>
-      <w:proofErr w:type="spellEnd"/>
-      <w:r>
-        <w:rPr>
-          <w:rFonts w:ascii="Arial" w:hAnsi="Arial" w:cs="Arial"/>
-          <w:szCs w:val="22"/>
-        </w:rPr>
-        <w:t xml:space="preserve">”, meaning wellness, combined with technology. However, I later chose a more personal and meaningful name </w:t>
-      </w:r>
-      <w:proofErr w:type="spellStart"/>
-      <w:r>
-        <w:rPr>
-          <w:rFonts w:ascii="Arial" w:hAnsi="Arial" w:cs="Arial"/>
-          <w:szCs w:val="22"/>
-        </w:rPr>
-        <w:t>SomPel</w:t>
-      </w:r>
-      <w:proofErr w:type="spellEnd"/>
-      <w:r>
-        <w:rPr>
-          <w:rFonts w:ascii="Arial" w:hAnsi="Arial" w:cs="Arial"/>
-          <w:szCs w:val="22"/>
-        </w:rPr>
-        <w:t xml:space="preserve"> Tech.</w:t>
-      </w:r>
-    </w:p>
-    <w:p>
-      <w:pPr>
-        <w:spacing w:line="276" w:lineRule="auto"/>
-        <w:jc w:val="both"/>
-        <w:rPr>
-          <w:rFonts w:ascii="Arial" w:hAnsi="Arial" w:cs="Arial"/>
-          <w:szCs w:val="22"/>
-        </w:rPr>
-      </w:pPr>
-      <w:r>
-        <w:rPr>
-          <w:rFonts w:ascii="Arial" w:hAnsi="Arial" w:cs="Arial"/>
-          <w:szCs w:val="22"/>
-        </w:rPr>
-        <w:t xml:space="preserve">The name </w:t>
-      </w:r>
-      <w:proofErr w:type="spellStart"/>
-      <w:r>
-        <w:rPr>
-          <w:rFonts w:ascii="Arial" w:hAnsi="Arial" w:cs="Arial"/>
-          <w:szCs w:val="22"/>
-        </w:rPr>
-        <w:t>SomPel</w:t>
-      </w:r>
-      <w:proofErr w:type="spellEnd"/>
-      <w:r>
-        <w:rPr>
-          <w:rFonts w:ascii="Arial" w:hAnsi="Arial" w:cs="Arial"/>
-          <w:szCs w:val="22"/>
-        </w:rPr>
-        <w:t xml:space="preserve"> comes from my own name, Sonam Peldon.</w:t>
+      <w:r>
+        <w:rPr>
+          <w:rFonts w:ascii="Arial" w:hAnsi="Arial" w:cs="Arial"/>
+          <w:szCs w:val="22"/>
+        </w:rPr>
+        <w:t>SomPel Tech was founded during my six-month internship at Bhutan Data Scientists Pvt. Ltd., where I was encouraged to create a company identity as part of a project. At first, I proposed the name Phendhey Tech, inspired by the Dzongkha word “Phendhey”, meaning wellness, combined with technology. However, I later chose a more personal and meaningful name SomPel Tech.</w:t>
+      </w:r>
+    </w:p>
+    <w:p>
+      <w:pPr>
+        <w:spacing w:line="276" w:lineRule="auto"/>
+        <w:jc w:val="both"/>
+        <w:rPr>
+          <w:rFonts w:ascii="Arial" w:hAnsi="Arial" w:cs="Arial"/>
+          <w:szCs w:val="22"/>
+        </w:rPr>
+      </w:pPr>
+      <w:r>
+        <w:rPr>
+          <w:rFonts w:ascii="Arial" w:hAnsi="Arial" w:cs="Arial"/>
+          <w:szCs w:val="22"/>
+        </w:rPr>
+        <w:t>The name SomPel comes from my own name, Sonam Peldon.</w:t>
       </w:r>
     </w:p>
     <w:p>
@@ -2286,23 +2133,7 @@
           <w:rFonts w:ascii="Arial" w:hAnsi="Arial" w:cs="Arial"/>
           <w:szCs w:val="22"/>
         </w:rPr>
-        <w:t xml:space="preserve">By combining “Som” and “Pel”, the name represents not only my identity but also the values I aim to bring into work with purpose, positivity, and meaningful impact through technology. As the sole founder, </w:t>
-      </w:r>
-      <w:proofErr w:type="spellStart"/>
-      <w:r>
-        <w:rPr>
-          <w:rFonts w:ascii="Arial" w:hAnsi="Arial" w:cs="Arial"/>
-          <w:szCs w:val="22"/>
-        </w:rPr>
-        <w:t>SomPel</w:t>
-      </w:r>
-      <w:proofErr w:type="spellEnd"/>
-      <w:r>
-        <w:rPr>
-          <w:rFonts w:ascii="Arial" w:hAnsi="Arial" w:cs="Arial"/>
-          <w:szCs w:val="22"/>
-        </w:rPr>
-        <w:t xml:space="preserve"> Tech reflects the vision of using technology to create solutions that contribute to well-being, growth, and innovation in society.</w:t>
+        <w:t>By combining “Som” and “Pel”, the name represents not only my identity but also the values I aim to bring into work with purpose, positivity, and meaningful impact through technology. As the sole founder, SomPel Tech reflects the vision of using technology to create solutions that contribute to well-being, growth, and innovation in society.</w:t>
       </w:r>
     </w:p>
     <w:p>
@@ -2681,21 +2512,12 @@
           <w:szCs w:val="22"/>
         </w:rPr>
       </w:pPr>
-      <w:proofErr w:type="spellStart"/>
-      <w:r>
-        <w:rPr>
-          <w:rFonts w:ascii="Arial" w:hAnsi="Arial" w:cs="Arial"/>
-          <w:szCs w:val="22"/>
-        </w:rPr>
-        <w:t>SomPel</w:t>
-      </w:r>
-      <w:proofErr w:type="spellEnd"/>
-      <w:r>
-        <w:rPr>
-          <w:rFonts w:ascii="Arial" w:hAnsi="Arial" w:cs="Arial"/>
-          <w:szCs w:val="22"/>
-        </w:rPr>
-        <w:t xml:space="preserve"> Tech aims to solve this problem by creating a simple digital tool that helps people track their habits and improve their wellbeing.</w:t>
+      <w:r>
+        <w:rPr>
+          <w:rFonts w:ascii="Arial" w:hAnsi="Arial" w:cs="Arial"/>
+          <w:szCs w:val="22"/>
+        </w:rPr>
+        <w:t>SomPel Tech aims to solve this problem by creating a simple digital tool that helps people track their habits and improve their wellbeing.</w:t>
       </w:r>
     </w:p>
     <w:p>
@@ -2747,21 +2569,12 @@
           <w:szCs w:val="22"/>
         </w:rPr>
       </w:pPr>
-      <w:proofErr w:type="spellStart"/>
-      <w:r>
-        <w:rPr>
-          <w:rFonts w:ascii="Arial" w:hAnsi="Arial" w:cs="Arial"/>
-          <w:szCs w:val="22"/>
-        </w:rPr>
-        <w:t>SomPel</w:t>
-      </w:r>
-      <w:proofErr w:type="spellEnd"/>
-      <w:r>
-        <w:rPr>
-          <w:rFonts w:ascii="Arial" w:hAnsi="Arial" w:cs="Arial"/>
-          <w:szCs w:val="22"/>
-        </w:rPr>
-        <w:t xml:space="preserve"> Tech aims to provide a practical solution to help people improve their sleep quality and daily energy through simple and accessible technology.</w:t>
+      <w:r>
+        <w:rPr>
+          <w:rFonts w:ascii="Arial" w:hAnsi="Arial" w:cs="Arial"/>
+          <w:szCs w:val="22"/>
+        </w:rPr>
+        <w:t>SomPel Tech aims to provide a practical solution to help people improve their sleep quality and daily energy through simple and accessible technology.</w:t>
       </w:r>
     </w:p>
     <w:p>
@@ -2795,56 +2608,24 @@
           <w:rFonts w:ascii="Arial" w:hAnsi="Arial" w:cs="Arial"/>
           <w:szCs w:val="22"/>
         </w:rPr>
-        <w:t xml:space="preserve">In addition, this idea has strong potential in the growing digital health and wellbeing market. The application and platform developed by </w:t>
-      </w:r>
-      <w:proofErr w:type="spellStart"/>
-      <w:r>
-        <w:rPr>
-          <w:rFonts w:ascii="Arial" w:hAnsi="Arial" w:cs="Arial"/>
-          <w:szCs w:val="22"/>
-        </w:rPr>
-        <w:t>SomPel</w:t>
-      </w:r>
-      <w:proofErr w:type="spellEnd"/>
-      <w:r>
-        <w:rPr>
-          <w:rFonts w:ascii="Arial" w:hAnsi="Arial" w:cs="Arial"/>
-          <w:szCs w:val="22"/>
-        </w:rPr>
-        <w:t xml:space="preserve"> Tech can serve both urban and rural users, making it a relevant and scalable solution in Bhutan.</w:t>
-      </w:r>
-    </w:p>
-    <w:p>
-      <w:pPr>
-        <w:spacing w:line="276" w:lineRule="auto"/>
-        <w:jc w:val="both"/>
-        <w:rPr>
-          <w:rFonts w:ascii="Arial" w:hAnsi="Arial" w:cs="Arial"/>
-          <w:szCs w:val="22"/>
-        </w:rPr>
-      </w:pPr>
-      <w:r>
-        <w:rPr>
-          <w:rFonts w:ascii="Arial" w:hAnsi="Arial" w:cs="Arial"/>
-          <w:szCs w:val="22"/>
-        </w:rPr>
-        <w:t xml:space="preserve">This project also contributes to the development of technology-based wellbeing solutions in the country, while creating opportunities for future growth and innovation for </w:t>
-      </w:r>
-      <w:proofErr w:type="spellStart"/>
-      <w:r>
-        <w:rPr>
-          <w:rFonts w:ascii="Arial" w:hAnsi="Arial" w:cs="Arial"/>
-          <w:szCs w:val="22"/>
-        </w:rPr>
-        <w:t>SomPel</w:t>
-      </w:r>
-      <w:proofErr w:type="spellEnd"/>
-      <w:r>
-        <w:rPr>
-          <w:rFonts w:ascii="Arial" w:hAnsi="Arial" w:cs="Arial"/>
-          <w:szCs w:val="22"/>
-        </w:rPr>
-        <w:t xml:space="preserve"> Tech.</w:t>
+        <w:t>In addition, this idea has strong potential in the growing digital health and wellbeing market. The application and platform developed by SomPel Tech can serve both urban and rural users, making it a relevant and scalable solution in Bhutan.</w:t>
+      </w:r>
+    </w:p>
+    <w:p>
+      <w:pPr>
+        <w:spacing w:line="276" w:lineRule="auto"/>
+        <w:jc w:val="both"/>
+        <w:rPr>
+          <w:rFonts w:ascii="Arial" w:hAnsi="Arial" w:cs="Arial"/>
+          <w:szCs w:val="22"/>
+        </w:rPr>
+      </w:pPr>
+      <w:r>
+        <w:rPr>
+          <w:rFonts w:ascii="Arial" w:hAnsi="Arial" w:cs="Arial"/>
+          <w:szCs w:val="22"/>
+        </w:rPr>
+        <w:t>This project also contributes to the development of technology-based wellbeing solutions in the country, while creating opportunities for future growth and innovation for SomPel Tech.</w:t>
       </w:r>
     </w:p>
     <w:p>
@@ -2974,89 +2755,41 @@
           <w:rFonts w:ascii="Arial" w:hAnsi="Arial" w:cs="Arial"/>
           <w:szCs w:val="22"/>
         </w:rPr>
-        <w:t xml:space="preserve">Existing research shows that lifestyle habits such as sleep duration, work patterns, and screen use have a strong impact on sleep quality and overall wellbeing. This highlights an opportunity for </w:t>
-      </w:r>
-      <w:proofErr w:type="spellStart"/>
-      <w:r>
-        <w:rPr>
-          <w:rFonts w:ascii="Arial" w:hAnsi="Arial" w:cs="Arial"/>
-          <w:szCs w:val="22"/>
-        </w:rPr>
-        <w:t>SomPel</w:t>
-      </w:r>
-      <w:proofErr w:type="spellEnd"/>
-      <w:r>
-        <w:rPr>
-          <w:rFonts w:ascii="Arial" w:hAnsi="Arial" w:cs="Arial"/>
-          <w:szCs w:val="22"/>
-        </w:rPr>
-        <w:t xml:space="preserve"> Tech to develop a solution that helps users monitor and manage these habits more effectively.</w:t>
-      </w:r>
-    </w:p>
-    <w:p>
-      <w:pPr>
-        <w:spacing w:line="276" w:lineRule="auto"/>
-        <w:jc w:val="both"/>
-        <w:rPr>
-          <w:rFonts w:ascii="Arial" w:hAnsi="Arial" w:cs="Arial"/>
-          <w:szCs w:val="22"/>
-        </w:rPr>
-      </w:pPr>
-      <w:r>
-        <w:rPr>
-          <w:rFonts w:ascii="Arial" w:hAnsi="Arial" w:cs="Arial"/>
-          <w:szCs w:val="22"/>
-        </w:rPr>
-        <w:t>Research based on Bhutan’s Gross National Happiness survey found that both insufficient sleep (6 hours or less) and excessive sleep (11 hours or more) are associated with poorer health outcomes (</w:t>
-      </w:r>
-      <w:proofErr w:type="spellStart"/>
-      <w:r>
-        <w:rPr>
-          <w:rFonts w:ascii="Arial" w:hAnsi="Arial" w:cs="Arial"/>
-          <w:szCs w:val="22"/>
-        </w:rPr>
-        <w:t>Sithey</w:t>
-      </w:r>
-      <w:proofErr w:type="spellEnd"/>
-      <w:r>
-        <w:rPr>
-          <w:rFonts w:ascii="Arial" w:hAnsi="Arial" w:cs="Arial"/>
-          <w:szCs w:val="22"/>
-        </w:rPr>
-        <w:t xml:space="preserve"> et al., 2017). This indicates that maintaining an optimal sleep duration is important for overall wellbeing. It also suggests the need for a system that can help users better understand and regulate their sleep patterns.</w:t>
-      </w:r>
-    </w:p>
-    <w:p>
-      <w:pPr>
-        <w:spacing w:line="276" w:lineRule="auto"/>
-        <w:jc w:val="both"/>
-        <w:rPr>
-          <w:rFonts w:ascii="Arial" w:hAnsi="Arial" w:cs="Arial"/>
-          <w:szCs w:val="22"/>
-        </w:rPr>
-      </w:pPr>
-      <w:r>
-        <w:rPr>
-          <w:rFonts w:ascii="Arial" w:hAnsi="Arial" w:cs="Arial"/>
-          <w:szCs w:val="22"/>
-        </w:rPr>
-        <w:t xml:space="preserve">Sleep quality is closely linked to mental health. A study among people with epilepsy in Bhutan found that individuals with poor sleep are more likely to experience depression and social isolation (Stauder et al., 2020). Similarly, research among older adults shows that sleep problems such as insomnia are associated with lower quality of life, especially when combined with conditions like pain and depression (Dorji et al., 2018). These findings highlight that sleep is not only a physical concern but also a key factor influencing emotional and psychological wellbeing. This creates an opportunity for </w:t>
-      </w:r>
-      <w:proofErr w:type="spellStart"/>
-      <w:r>
-        <w:rPr>
-          <w:rFonts w:ascii="Arial" w:hAnsi="Arial" w:cs="Arial"/>
-          <w:szCs w:val="22"/>
-        </w:rPr>
-        <w:t>SomPel</w:t>
-      </w:r>
-      <w:proofErr w:type="spellEnd"/>
-      <w:r>
-        <w:rPr>
-          <w:rFonts w:ascii="Arial" w:hAnsi="Arial" w:cs="Arial"/>
-          <w:szCs w:val="22"/>
-        </w:rPr>
-        <w:t xml:space="preserve"> Tech to support users in improving both sleep quality and mental health through better lifestyle management.</w:t>
+        <w:t>Existing research shows that lifestyle habits such as sleep duration, work patterns, and screen use have a strong impact on sleep quality and overall wellbeing. This highlights an opportunity for SomPel Tech to develop a solution that helps users monitor and manage these habits more effectively.</w:t>
+      </w:r>
+    </w:p>
+    <w:p>
+      <w:pPr>
+        <w:spacing w:line="276" w:lineRule="auto"/>
+        <w:jc w:val="both"/>
+        <w:rPr>
+          <w:rFonts w:ascii="Arial" w:hAnsi="Arial" w:cs="Arial"/>
+          <w:szCs w:val="22"/>
+        </w:rPr>
+      </w:pPr>
+      <w:r>
+        <w:rPr>
+          <w:rFonts w:ascii="Arial" w:hAnsi="Arial" w:cs="Arial"/>
+          <w:szCs w:val="22"/>
+        </w:rPr>
+        <w:t>Research based on Bhutan’s Gross National Happiness survey found that both insufficient sleep (6 hours or less) and excessive sleep (11 hours or more) are associated with poorer health outcomes (Sithey et al., 2017). This indicates that maintaining an optimal sleep duration is important for overall wellbeing. It also suggests the need for a system that can help users better understand and regulate their sleep patterns.</w:t>
+      </w:r>
+    </w:p>
+    <w:p>
+      <w:pPr>
+        <w:spacing w:line="276" w:lineRule="auto"/>
+        <w:jc w:val="both"/>
+        <w:rPr>
+          <w:rFonts w:ascii="Arial" w:hAnsi="Arial" w:cs="Arial"/>
+          <w:szCs w:val="22"/>
+        </w:rPr>
+      </w:pPr>
+      <w:r>
+        <w:rPr>
+          <w:rFonts w:ascii="Arial" w:hAnsi="Arial" w:cs="Arial"/>
+          <w:szCs w:val="22"/>
+        </w:rPr>
+        <w:t>Sleep quality is closely linked to mental health. A study among people with epilepsy in Bhutan found that individuals with poor sleep are more likely to experience depression and social isolation (Stauder et al., 2020). Similarly, research among older adults shows that sleep problems such as insomnia are associated with lower quality of life, especially when combined with conditions like pain and depression (Dorji et al., 2018). These findings highlight that sleep is not only a physical concern but also a key factor influencing emotional and psychological wellbeing. This creates an opportunity for SomPel Tech to support users in improving both sleep quality and mental health through better lifestyle management.</w:t>
       </w:r>
     </w:p>
     <w:p>
@@ -3090,56 +2823,24 @@
           <w:rFonts w:ascii="Arial" w:hAnsi="Arial" w:cs="Arial"/>
           <w:szCs w:val="22"/>
         </w:rPr>
-        <w:t xml:space="preserve">In addition, modern lifestyle habits such as screen use are increasingly affecting sleep quality. Studies among young adults show that spending long hours on smartphones, especially before bedtime, is linked to poor sleep quality and increased daytime tiredness (Deivendran et al., 2025). Higher screen use is consistently associated with sleep disturbances and reduced energy levels. This indicates that screen behavior is a critical factor influencing sleep outcomes, and presents a strong opportunity for </w:t>
-      </w:r>
-      <w:proofErr w:type="spellStart"/>
-      <w:r>
-        <w:rPr>
-          <w:rFonts w:ascii="Arial" w:hAnsi="Arial" w:cs="Arial"/>
-          <w:szCs w:val="22"/>
-        </w:rPr>
-        <w:t>SomPel</w:t>
-      </w:r>
-      <w:proofErr w:type="spellEnd"/>
-      <w:r>
-        <w:rPr>
-          <w:rFonts w:ascii="Arial" w:hAnsi="Arial" w:cs="Arial"/>
-          <w:szCs w:val="22"/>
-        </w:rPr>
-        <w:t xml:space="preserve"> Tech to provide features such as reminders and behavioral insights to help users reduce screen time before sleep.</w:t>
-      </w:r>
-    </w:p>
-    <w:p>
-      <w:pPr>
-        <w:spacing w:line="276" w:lineRule="auto"/>
-        <w:jc w:val="both"/>
-        <w:rPr>
-          <w:rFonts w:ascii="Arial" w:hAnsi="Arial" w:cs="Arial"/>
-          <w:szCs w:val="22"/>
-        </w:rPr>
-      </w:pPr>
-      <w:r>
-        <w:rPr>
-          <w:rFonts w:ascii="Arial" w:hAnsi="Arial" w:cs="Arial"/>
-          <w:szCs w:val="22"/>
-        </w:rPr>
-        <w:t xml:space="preserve">Overall, existing research clearly shows that unhealthy lifestyle habits such as irregular sleep patterns, high stress, and excessive screen use lead to poor sleep and reduced wellbeing. While these studies highlight important relationships between individual factors and sleep, they often do not provide integrated or practical solutions for managing these behaviors together. This creates a clear opportunity for </w:t>
-      </w:r>
-      <w:proofErr w:type="spellStart"/>
-      <w:r>
-        <w:rPr>
-          <w:rFonts w:ascii="Arial" w:hAnsi="Arial" w:cs="Arial"/>
-          <w:szCs w:val="22"/>
-        </w:rPr>
-        <w:t>SomPel</w:t>
-      </w:r>
-      <w:proofErr w:type="spellEnd"/>
-      <w:r>
-        <w:rPr>
-          <w:rFonts w:ascii="Arial" w:hAnsi="Arial" w:cs="Arial"/>
-          <w:szCs w:val="22"/>
-        </w:rPr>
-        <w:t xml:space="preserve"> Tech to develop a comprehensive digital platform that combines sleep tracking with lifestyle analysis, offering personalized and actionable insights to help users improve their sleep quality and overall wellbeing.</w:t>
+        <w:t>In addition, modern lifestyle habits such as screen use are increasingly affecting sleep quality. Studies among young adults show that spending long hours on smartphones, especially before bedtime, is linked to poor sleep quality and increased daytime tiredness (Deivendran et al., 2025). Higher screen use is consistently associated with sleep disturbances and reduced energy levels. This indicates that screen behavior is a critical factor influencing sleep outcomes, and presents a strong opportunity for SomPel Tech to provide features such as reminders and behavioral insights to help users reduce screen time before sleep.</w:t>
+      </w:r>
+    </w:p>
+    <w:p>
+      <w:pPr>
+        <w:spacing w:line="276" w:lineRule="auto"/>
+        <w:jc w:val="both"/>
+        <w:rPr>
+          <w:rFonts w:ascii="Arial" w:hAnsi="Arial" w:cs="Arial"/>
+          <w:szCs w:val="22"/>
+        </w:rPr>
+      </w:pPr>
+      <w:r>
+        <w:rPr>
+          <w:rFonts w:ascii="Arial" w:hAnsi="Arial" w:cs="Arial"/>
+          <w:szCs w:val="22"/>
+        </w:rPr>
+        <w:t>Overall, existing research clearly shows that unhealthy lifestyle habits such as irregular sleep patterns, high stress, and excessive screen use lead to poor sleep and reduced wellbeing. While these studies highlight important relationships between individual factors and sleep, they often do not provide integrated or practical solutions for managing these behaviors together. This creates a clear opportunity for SomPel Tech to develop a comprehensive digital platform that combines sleep tracking with lifestyle analysis, offering personalized and actionable insights to help users improve their sleep quality and overall wellbeing.</w:t>
       </w:r>
     </w:p>
     <w:p>
@@ -3189,23 +2890,7 @@
           <w:rFonts w:ascii="Arial" w:hAnsi="Arial" w:cs="Arial"/>
           <w:szCs w:val="22"/>
         </w:rPr>
-        <w:t xml:space="preserve">Understanding the existing landscape of sleep and wellness applications is essential for positioning </w:t>
-      </w:r>
-      <w:proofErr w:type="spellStart"/>
-      <w:r>
-        <w:rPr>
-          <w:rFonts w:ascii="Arial" w:hAnsi="Arial" w:cs="Arial"/>
-          <w:szCs w:val="22"/>
-        </w:rPr>
-        <w:t>SomPel</w:t>
-      </w:r>
-      <w:proofErr w:type="spellEnd"/>
-      <w:r>
-        <w:rPr>
-          <w:rFonts w:ascii="Arial" w:hAnsi="Arial" w:cs="Arial"/>
-          <w:szCs w:val="22"/>
-        </w:rPr>
-        <w:t xml:space="preserve"> Tech effectively. This analysis evaluates several existing platforms based on the three core lifestyle factors identified in this report: work hours, screen use before sleep, and sleep patterns to identify gaps in the market and highlight opportunities for differentiation.</w:t>
+        <w:t>Understanding the existing landscape of sleep and wellness applications is essential for positioning SomPel Tech effectively. This analysis evaluates several existing platforms based on the three core lifestyle factors identified in this report: work hours, screen use before sleep, and sleep patterns to identify gaps in the market and highlight opportunities for differentiation.</w:t>
       </w:r>
     </w:p>
     <w:p>
@@ -3223,38 +2908,7 @@
           <w:szCs w:val="22"/>
         </w:rPr>
         <w:br/>
-      </w:r>
-      <w:proofErr w:type="spellStart"/>
-      <w:r>
-        <w:rPr>
-          <w:rFonts w:ascii="Arial" w:hAnsi="Arial" w:cs="Arial"/>
-          <w:szCs w:val="22"/>
-        </w:rPr>
-        <w:t>WellTech</w:t>
-      </w:r>
-      <w:proofErr w:type="spellEnd"/>
-      <w:r>
-        <w:rPr>
-          <w:rFonts w:ascii="Arial" w:hAnsi="Arial" w:cs="Arial"/>
-          <w:szCs w:val="22"/>
-        </w:rPr>
-        <w:t xml:space="preserve"> provides a comprehensive digital wellness platform that integrates fitness, mental health, nutrition, and basic sleep guidance into a single ecosystem. It focuses on behavior change through habit tracking, reminders, and personalized wellness plans, supported by coaching and community engagement. While the platform is strong in delivering holistic wellness support, sleep is treated as a secondary feature and is not deeply analyzed. Its recommendations are broad and not tailored to specific user contexts such as work schedules, screen usage, or environmental factors. This creates an opportunity for </w:t>
-      </w:r>
-      <w:proofErr w:type="spellStart"/>
-      <w:r>
-        <w:rPr>
-          <w:rFonts w:ascii="Arial" w:hAnsi="Arial" w:cs="Arial"/>
-          <w:szCs w:val="22"/>
-        </w:rPr>
-        <w:t>SomPel</w:t>
-      </w:r>
-      <w:proofErr w:type="spellEnd"/>
-      <w:r>
-        <w:rPr>
-          <w:rFonts w:ascii="Arial" w:hAnsi="Arial" w:cs="Arial"/>
-          <w:szCs w:val="22"/>
-        </w:rPr>
-        <w:t xml:space="preserve"> Tech to provide a more focused and context-aware sleep analysis system that integrates key lifestyle factors such as work patterns and screen exposure.</w:t>
+        <w:t>WellTech provides a comprehensive digital wellness platform that integrates fitness, mental health, nutrition, and basic sleep guidance into a single ecosystem. It focuses on behavior change through habit tracking, reminders, and personalized wellness plans, supported by coaching and community engagement. While the platform is strong in delivering holistic wellness support, sleep is treated as a secondary feature and is not deeply analyzed. Its recommendations are broad and not tailored to specific user contexts such as work schedules, screen usage, or environmental factors. This creates an opportunity for SomPel Tech to provide a more focused and context-aware sleep analysis system that integrates key lifestyle factors such as work patterns and screen exposure.</w:t>
       </w:r>
     </w:p>
     <w:p>
@@ -3308,66 +2962,34 @@
           <w:rFonts w:ascii="Arial" w:hAnsi="Arial" w:cs="Arial"/>
           <w:szCs w:val="22"/>
         </w:rPr>
-        <w:t xml:space="preserve">Sleep Cycle is a widely used sleep-tracking application that monitors sleep patterns using movement and sound detection. It provides features such as smart alarms, sleep quality scoring, and long-term trend visualization, along with relaxation tools. Although it offers strong sleep tracking capabilities, it focuses only on sleep and does not consider external lifestyle factors such as work hours or screen use. It lacks contextual analysis that explains why sleep quality changes. This highlights an opportunity for </w:t>
-      </w:r>
-      <w:proofErr w:type="spellStart"/>
-      <w:r>
-        <w:rPr>
-          <w:rFonts w:ascii="Arial" w:hAnsi="Arial" w:cs="Arial"/>
-          <w:szCs w:val="22"/>
-        </w:rPr>
-        <w:t>SomPel</w:t>
-      </w:r>
-      <w:proofErr w:type="spellEnd"/>
-      <w:r>
-        <w:rPr>
-          <w:rFonts w:ascii="Arial" w:hAnsi="Arial" w:cs="Arial"/>
-          <w:szCs w:val="22"/>
-        </w:rPr>
-        <w:t xml:space="preserve"> Tech to go beyond basic tracking by integrating lifestyle behavior analysis with sleep data to provide deeper insights.</w:t>
-      </w:r>
-    </w:p>
-    <w:p>
-      <w:pPr>
-        <w:spacing w:line="276" w:lineRule="auto"/>
-        <w:jc w:val="both"/>
-        <w:rPr>
-          <w:rFonts w:ascii="Arial" w:hAnsi="Arial" w:cs="Arial"/>
-          <w:szCs w:val="22"/>
-        </w:rPr>
-      </w:pPr>
-    </w:p>
-    <w:p>
-      <w:pPr>
-        <w:spacing w:line="276" w:lineRule="auto"/>
-        <w:jc w:val="both"/>
-        <w:rPr>
-          <w:rFonts w:ascii="Arial" w:hAnsi="Arial" w:cs="Arial"/>
-          <w:szCs w:val="22"/>
-        </w:rPr>
-      </w:pPr>
-      <w:r>
-        <w:rPr>
-          <w:rFonts w:ascii="Arial" w:hAnsi="Arial" w:cs="Arial"/>
-          <w:szCs w:val="22"/>
-        </w:rPr>
-        <w:t xml:space="preserve">Digital Wellbeing focuses on managing screen time and reducing digital distractions. It includes features such as app usage tracking, focus mode, and bedtime mode. While it is effective in addressing screen usage, it does not track or analyze sleep quality. There is also no connection between screen usage and sleep outcomes. This creates an opportunity for </w:t>
-      </w:r>
-      <w:proofErr w:type="spellStart"/>
-      <w:r>
-        <w:rPr>
-          <w:rFonts w:ascii="Arial" w:hAnsi="Arial" w:cs="Arial"/>
-          <w:szCs w:val="22"/>
-        </w:rPr>
-        <w:t>SomPel</w:t>
-      </w:r>
-      <w:proofErr w:type="spellEnd"/>
-      <w:r>
-        <w:rPr>
-          <w:rFonts w:ascii="Arial" w:hAnsi="Arial" w:cs="Arial"/>
-          <w:szCs w:val="22"/>
-        </w:rPr>
-        <w:t xml:space="preserve"> Tech to integrate screen behavior with sleep tracking, allowing users to clearly understand how digital habits affect their sleep.</w:t>
+        <w:t>Sleep Cycle is a widely used sleep-tracking application that monitors sleep patterns using movement and sound detection. It provides features such as smart alarms, sleep quality scoring, and long-term trend visualization, along with relaxation tools. Although it offers strong sleep tracking capabilities, it focuses only on sleep and does not consider external lifestyle factors such as work hours or screen use. It lacks contextual analysis that explains why sleep quality changes. This highlights an opportunity for SomPel Tech to go beyond basic tracking by integrating lifestyle behavior analysis with sleep data to provide deeper insights.</w:t>
+      </w:r>
+    </w:p>
+    <w:p>
+      <w:pPr>
+        <w:spacing w:line="276" w:lineRule="auto"/>
+        <w:jc w:val="both"/>
+        <w:rPr>
+          <w:rFonts w:ascii="Arial" w:hAnsi="Arial" w:cs="Arial"/>
+          <w:szCs w:val="22"/>
+        </w:rPr>
+      </w:pPr>
+    </w:p>
+    <w:p>
+      <w:pPr>
+        <w:spacing w:line="276" w:lineRule="auto"/>
+        <w:jc w:val="both"/>
+        <w:rPr>
+          <w:rFonts w:ascii="Arial" w:hAnsi="Arial" w:cs="Arial"/>
+          <w:szCs w:val="22"/>
+        </w:rPr>
+      </w:pPr>
+      <w:r>
+        <w:rPr>
+          <w:rFonts w:ascii="Arial" w:hAnsi="Arial" w:cs="Arial"/>
+          <w:szCs w:val="22"/>
+        </w:rPr>
+        <w:t>Digital Wellbeing focuses on managing screen time and reducing digital distractions. It includes features such as app usage tracking, focus mode, and bedtime mode. While it is effective in addressing screen usage, it does not track or analyze sleep quality. There is also no connection between screen usage and sleep outcomes. This creates an opportunity for SomPel Tech to integrate screen behavior with sleep tracking, allowing users to clearly understand how digital habits affect their sleep.</w:t>
       </w:r>
     </w:p>
     <w:p>
@@ -3395,152 +3017,88 @@
           <w:szCs w:val="22"/>
         </w:rPr>
         <w:lastRenderedPageBreak/>
-        <w:t xml:space="preserve">Sleep Cycle Sleep Calculator is a simple tool designed to calculate optimal sleep and wake times based on 90-minute sleep cycles. Its simplicity makes it easy to use, but it does not track actual sleep patterns or consider influencing factors such as lifestyle habits. It also lacks any analytical or predictive features. This presents an opportunity for </w:t>
-      </w:r>
-      <w:proofErr w:type="spellStart"/>
-      <w:r>
-        <w:rPr>
-          <w:rFonts w:ascii="Arial" w:hAnsi="Arial" w:cs="Arial"/>
-          <w:szCs w:val="22"/>
-        </w:rPr>
-        <w:t>SomPel</w:t>
-      </w:r>
-      <w:proofErr w:type="spellEnd"/>
-      <w:r>
-        <w:rPr>
-          <w:rFonts w:ascii="Arial" w:hAnsi="Arial" w:cs="Arial"/>
-          <w:szCs w:val="22"/>
-        </w:rPr>
-        <w:t xml:space="preserve"> Tech to combine sleep timing calculations with real-time tracking and personalized recommendations.</w:t>
-      </w:r>
-    </w:p>
-    <w:p>
-      <w:pPr>
-        <w:spacing w:line="276" w:lineRule="auto"/>
-        <w:jc w:val="both"/>
-        <w:rPr>
-          <w:rFonts w:ascii="Arial" w:hAnsi="Arial" w:cs="Arial"/>
-          <w:szCs w:val="22"/>
-        </w:rPr>
-      </w:pPr>
-    </w:p>
-    <w:p>
-      <w:pPr>
-        <w:spacing w:line="276" w:lineRule="auto"/>
-        <w:jc w:val="both"/>
-        <w:rPr>
-          <w:rFonts w:ascii="Arial" w:hAnsi="Arial" w:cs="Arial"/>
-          <w:szCs w:val="22"/>
-        </w:rPr>
-      </w:pPr>
-      <w:r>
-        <w:rPr>
-          <w:rFonts w:ascii="Arial" w:hAnsi="Arial" w:cs="Arial"/>
-          <w:szCs w:val="22"/>
-        </w:rPr>
-        <w:t xml:space="preserve">Instant is an integrated lifestyle tracking app that monitors phone usage, physical activity, movement, and sleep. It also includes a chatbot that identifies correlations between different behaviors. While it provides multi-factor tracking, its insights are mostly descriptive and lack deeper, actionable recommendations. It also does not account for work-related factors or provide localized guidance. </w:t>
-      </w:r>
-      <w:proofErr w:type="spellStart"/>
-      <w:r>
-        <w:rPr>
-          <w:rFonts w:ascii="Arial" w:hAnsi="Arial" w:cs="Arial"/>
-          <w:szCs w:val="22"/>
-        </w:rPr>
-        <w:t>SomPel</w:t>
-      </w:r>
-      <w:proofErr w:type="spellEnd"/>
-      <w:r>
-        <w:rPr>
-          <w:rFonts w:ascii="Arial" w:hAnsi="Arial" w:cs="Arial"/>
-          <w:szCs w:val="22"/>
-        </w:rPr>
-        <w:t xml:space="preserve"> Tech can improve on this by offering more contextual, personalized, and actionable insights tailored to individual users and their environments.</w:t>
-      </w:r>
-    </w:p>
-    <w:p>
-      <w:pPr>
-        <w:spacing w:line="276" w:lineRule="auto"/>
-        <w:jc w:val="both"/>
-        <w:rPr>
-          <w:rFonts w:ascii="Arial" w:hAnsi="Arial" w:cs="Arial"/>
-          <w:szCs w:val="22"/>
-        </w:rPr>
-      </w:pPr>
-    </w:p>
-    <w:p>
-      <w:pPr>
-        <w:spacing w:line="276" w:lineRule="auto"/>
-        <w:jc w:val="both"/>
-        <w:rPr>
-          <w:rFonts w:ascii="Arial" w:hAnsi="Arial" w:cs="Arial"/>
-          <w:szCs w:val="22"/>
-        </w:rPr>
-      </w:pPr>
-      <w:r>
-        <w:rPr>
-          <w:rFonts w:ascii="Arial" w:hAnsi="Arial" w:cs="Arial"/>
-          <w:szCs w:val="22"/>
-        </w:rPr>
-        <w:t xml:space="preserve">Samsung Health is a multi-functional health platform that tracks physical activity, diet, and sleep, often integrated with wearable devices. It provides users with summaries and long-term health trends. However, its approach to sleep is generalized and does not incorporate important lifestyle factors such as screen use or work hours. Additionally, its reliance on Samsung devices limits accessibility. This creates an opportunity for </w:t>
-      </w:r>
-      <w:proofErr w:type="spellStart"/>
-      <w:r>
-        <w:rPr>
-          <w:rFonts w:ascii="Arial" w:hAnsi="Arial" w:cs="Arial"/>
-          <w:szCs w:val="22"/>
-        </w:rPr>
-        <w:t>SomPel</w:t>
-      </w:r>
-      <w:proofErr w:type="spellEnd"/>
-      <w:r>
-        <w:rPr>
-          <w:rFonts w:ascii="Arial" w:hAnsi="Arial" w:cs="Arial"/>
-          <w:szCs w:val="22"/>
-        </w:rPr>
-        <w:t xml:space="preserve"> Tech to build a more inclusive and platform-independent solution that integrates multiple lifestyle factors and provides deeper insights into sleep behavior.</w:t>
-      </w:r>
-    </w:p>
-    <w:p>
-      <w:pPr>
-        <w:spacing w:line="276" w:lineRule="auto"/>
-        <w:jc w:val="both"/>
-        <w:rPr>
-          <w:rFonts w:ascii="Arial" w:hAnsi="Arial" w:cs="Arial"/>
-          <w:szCs w:val="22"/>
-        </w:rPr>
-      </w:pPr>
-    </w:p>
-    <w:p>
-      <w:pPr>
-        <w:spacing w:line="276" w:lineRule="auto"/>
-        <w:jc w:val="both"/>
-        <w:rPr>
-          <w:rFonts w:ascii="Arial" w:hAnsi="Arial" w:cs="Arial"/>
-          <w:szCs w:val="22"/>
-        </w:rPr>
-      </w:pPr>
-      <w:r>
-        <w:rPr>
-          <w:rFonts w:ascii="Arial" w:hAnsi="Arial" w:cs="Arial"/>
-          <w:szCs w:val="22"/>
-        </w:rPr>
-        <w:t xml:space="preserve">While existing applications provide valuable features in isolation, none fully integrate the key lifestyle factors that influence sleep quality. This gap highlights a strong market opportunity for </w:t>
-      </w:r>
-      <w:proofErr w:type="spellStart"/>
-      <w:r>
-        <w:rPr>
-          <w:rFonts w:ascii="Arial" w:hAnsi="Arial" w:cs="Arial"/>
-          <w:szCs w:val="22"/>
-        </w:rPr>
-        <w:t>SomPel</w:t>
-      </w:r>
-      <w:proofErr w:type="spellEnd"/>
-      <w:r>
-        <w:rPr>
-          <w:rFonts w:ascii="Arial" w:hAnsi="Arial" w:cs="Arial"/>
-          <w:szCs w:val="22"/>
-        </w:rPr>
-        <w:t xml:space="preserve"> Tech to develop a comprehensive, data-driven, and user-centered sleep and wellbeing solution.</w:t>
+        <w:t>Sleep Cycle Sleep Calculator is a simple tool designed to calculate optimal sleep and wake times based on 90-minute sleep cycles. Its simplicity makes it easy to use, but it does not track actual sleep patterns or consider influencing factors such as lifestyle habits. It also lacks any analytical or predictive features. This presents an opportunity for SomPel Tech to combine sleep timing calculations with real-time tracking and personalized recommendations.</w:t>
+      </w:r>
+    </w:p>
+    <w:p>
+      <w:pPr>
+        <w:spacing w:line="276" w:lineRule="auto"/>
+        <w:jc w:val="both"/>
+        <w:rPr>
+          <w:rFonts w:ascii="Arial" w:hAnsi="Arial" w:cs="Arial"/>
+          <w:szCs w:val="22"/>
+        </w:rPr>
+      </w:pPr>
+    </w:p>
+    <w:p>
+      <w:pPr>
+        <w:spacing w:line="276" w:lineRule="auto"/>
+        <w:jc w:val="both"/>
+        <w:rPr>
+          <w:rFonts w:ascii="Arial" w:hAnsi="Arial" w:cs="Arial"/>
+          <w:szCs w:val="22"/>
+        </w:rPr>
+      </w:pPr>
+      <w:r>
+        <w:rPr>
+          <w:rFonts w:ascii="Arial" w:hAnsi="Arial" w:cs="Arial"/>
+          <w:szCs w:val="22"/>
+        </w:rPr>
+        <w:t>Instant is an integrated lifestyle tracking app that monitors phone usage, physical activity, movement, and sleep. It also includes a chatbot that identifies correlations between different behaviors. While it provides multi-factor tracking, its insights are mostly descriptive and lack deeper, actionable recommendations. It also does not account for work-related factors or provide localized guidance. SomPel Tech can improve on this by offering more contextual, personalized, and actionable insights tailored to individual users and their environments.</w:t>
+      </w:r>
+    </w:p>
+    <w:p>
+      <w:pPr>
+        <w:spacing w:line="276" w:lineRule="auto"/>
+        <w:jc w:val="both"/>
+        <w:rPr>
+          <w:rFonts w:ascii="Arial" w:hAnsi="Arial" w:cs="Arial"/>
+          <w:szCs w:val="22"/>
+        </w:rPr>
+      </w:pPr>
+    </w:p>
+    <w:p>
+      <w:pPr>
+        <w:spacing w:line="276" w:lineRule="auto"/>
+        <w:jc w:val="both"/>
+        <w:rPr>
+          <w:rFonts w:ascii="Arial" w:hAnsi="Arial" w:cs="Arial"/>
+          <w:szCs w:val="22"/>
+        </w:rPr>
+      </w:pPr>
+      <w:r>
+        <w:rPr>
+          <w:rFonts w:ascii="Arial" w:hAnsi="Arial" w:cs="Arial"/>
+          <w:szCs w:val="22"/>
+        </w:rPr>
+        <w:t>Samsung Health is a multi-functional health platform that tracks physical activity, diet, and sleep, often integrated with wearable devices. It provides users with summaries and long-term health trends. However, its approach to sleep is generalized and does not incorporate important lifestyle factors such as screen use or work hours. Additionally, its reliance on Samsung devices limits accessibility. This creates an opportunity for SomPel Tech to build a more inclusive and platform-independent solution that integrates multiple lifestyle factors and provides deeper insights into sleep behavior.</w:t>
+      </w:r>
+    </w:p>
+    <w:p>
+      <w:pPr>
+        <w:spacing w:line="276" w:lineRule="auto"/>
+        <w:jc w:val="both"/>
+        <w:rPr>
+          <w:rFonts w:ascii="Arial" w:hAnsi="Arial" w:cs="Arial"/>
+          <w:szCs w:val="22"/>
+        </w:rPr>
+      </w:pPr>
+    </w:p>
+    <w:p>
+      <w:pPr>
+        <w:spacing w:line="276" w:lineRule="auto"/>
+        <w:jc w:val="both"/>
+        <w:rPr>
+          <w:rFonts w:ascii="Arial" w:hAnsi="Arial" w:cs="Arial"/>
+          <w:szCs w:val="22"/>
+        </w:rPr>
+      </w:pPr>
+      <w:r>
+        <w:rPr>
+          <w:rFonts w:ascii="Arial" w:hAnsi="Arial" w:cs="Arial"/>
+          <w:szCs w:val="22"/>
+        </w:rPr>
+        <w:t>While existing applications provide valuable features in isolation, none fully integrate the key lifestyle factors that influence sleep quality. This gap highlights a strong market opportunity for SomPel Tech to develop a comprehensive, data-driven, and user-centered sleep and wellbeing solution.</w:t>
       </w:r>
     </w:p>
     <w:p>
@@ -3709,23 +3267,7 @@
           <w:rFonts w:ascii="Arial" w:hAnsi="Arial" w:cs="Arial"/>
           <w:szCs w:val="22"/>
         </w:rPr>
-        <w:t xml:space="preserve">Clear problem focus: </w:t>
-      </w:r>
-      <w:proofErr w:type="spellStart"/>
-      <w:r>
-        <w:rPr>
-          <w:rFonts w:ascii="Arial" w:hAnsi="Arial" w:cs="Arial"/>
-          <w:szCs w:val="22"/>
-        </w:rPr>
-        <w:t>SomPel</w:t>
-      </w:r>
-      <w:proofErr w:type="spellEnd"/>
-      <w:r>
-        <w:rPr>
-          <w:rFonts w:ascii="Arial" w:hAnsi="Arial" w:cs="Arial"/>
-          <w:szCs w:val="22"/>
-        </w:rPr>
-        <w:t xml:space="preserve"> Tech directly addresses sleep quality, a key determinant of overall wellbeing </w:t>
+        <w:t xml:space="preserve">Clear problem focus: SomPel Tech directly addresses sleep quality, a key determinant of overall wellbeing </w:t>
       </w:r>
     </w:p>
     <w:p>
@@ -4422,21 +3964,12 @@
           <w:szCs w:val="22"/>
         </w:rPr>
       </w:pPr>
-      <w:proofErr w:type="spellStart"/>
-      <w:r>
-        <w:rPr>
-          <w:rFonts w:ascii="Arial" w:hAnsi="Arial" w:cs="Arial"/>
-          <w:szCs w:val="22"/>
-        </w:rPr>
-        <w:t>SomPel</w:t>
-      </w:r>
-      <w:proofErr w:type="spellEnd"/>
-      <w:r>
-        <w:rPr>
-          <w:rFonts w:ascii="Arial" w:hAnsi="Arial" w:cs="Arial"/>
-          <w:szCs w:val="22"/>
-        </w:rPr>
-        <w:t xml:space="preserve"> Tech conducted a cross-sectional analytical survey to collect data on lifestyle habits and their relationship with sleep and wellbeing in Bhutan. A structured questionnaire was developed and distributed to participants from urban, rural, and semi-urban areas, enabling the capture of diverse lifestyle patterns within a single time frame.</w:t>
+      <w:r>
+        <w:rPr>
+          <w:rFonts w:ascii="Arial" w:hAnsi="Arial" w:cs="Arial"/>
+          <w:szCs w:val="22"/>
+        </w:rPr>
+        <w:t>SomPel Tech conducted a cross-sectional analytical survey to collect data on lifestyle habits and their relationship with sleep and wellbeing in Bhutan. A structured questionnaire was developed and distributed to participants from urban, rural, and semi-urban areas, enabling the capture of diverse lifestyle patterns within a single time frame.</w:t>
       </w:r>
     </w:p>
     <w:p>
@@ -7343,27 +6876,7 @@
           <w:szCs w:val="22"/>
           <w14:ligatures w14:val="none"/>
         </w:rPr>
-        <w:t xml:space="preserve">In the later stages, </w:t>
-      </w:r>
-      <w:proofErr w:type="spellStart"/>
-      <w:r>
-        <w:rPr>
-          <w:rFonts w:ascii="Arial" w:eastAsia="Times New Roman" w:hAnsi="Arial" w:cs="Arial"/>
-          <w:kern w:val="0"/>
-          <w:szCs w:val="22"/>
-          <w14:ligatures w14:val="none"/>
-        </w:rPr>
-        <w:t>SomPel</w:t>
-      </w:r>
-      <w:proofErr w:type="spellEnd"/>
-      <w:r>
-        <w:rPr>
-          <w:rFonts w:ascii="Arial" w:eastAsia="Times New Roman" w:hAnsi="Arial" w:cs="Arial"/>
-          <w:kern w:val="0"/>
-          <w:szCs w:val="22"/>
-          <w14:ligatures w14:val="none"/>
-        </w:rPr>
-        <w:t xml:space="preserve"> Tech can expand its offerings by introducing a “Healthy Habit Creator”, a behavior-change tool designed to:</w:t>
+        <w:t>In the later stages, SomPel Tech can expand its offerings by introducing a “Healthy Habit Creator”, a behavior-change tool designed to:</w:t>
       </w:r>
     </w:p>
     <w:p>
@@ -7494,21 +7007,12 @@
           <w:szCs w:val="22"/>
         </w:rPr>
       </w:pPr>
-      <w:proofErr w:type="spellStart"/>
-      <w:r>
-        <w:rPr>
-          <w:rFonts w:ascii="Arial" w:hAnsi="Arial" w:cs="Arial"/>
-          <w:szCs w:val="22"/>
-        </w:rPr>
-        <w:t>SomPel</w:t>
-      </w:r>
-      <w:proofErr w:type="spellEnd"/>
-      <w:r>
-        <w:rPr>
-          <w:rFonts w:ascii="Arial" w:hAnsi="Arial" w:cs="Arial"/>
-          <w:szCs w:val="22"/>
-        </w:rPr>
-        <w:t xml:space="preserve"> Tech will focus on introducing its product in a simple and practical way, starting with users who are most likely to benefit from it. The main target users are students, working professionals, and smartphone users who often experience sleep problems due to screen use and busy schedules.</w:t>
+      <w:r>
+        <w:rPr>
+          <w:rFonts w:ascii="Arial" w:hAnsi="Arial" w:cs="Arial"/>
+          <w:szCs w:val="22"/>
+        </w:rPr>
+        <w:t>SomPel Tech will focus on introducing its product in a simple and practical way, starting with users who are most likely to benefit from it. The main target users are students, working professionals, and smartphone users who often experience sleep problems due to screen use and busy schedules.</w:t>
       </w:r>
     </w:p>
     <w:p>
@@ -7576,23 +7080,7 @@
           <w:rFonts w:ascii="Arial" w:hAnsi="Arial" w:cs="Arial"/>
           <w:szCs w:val="22"/>
         </w:rPr>
-        <w:t xml:space="preserve">To reach users, </w:t>
-      </w:r>
-      <w:proofErr w:type="spellStart"/>
-      <w:r>
-        <w:rPr>
-          <w:rFonts w:ascii="Arial" w:hAnsi="Arial" w:cs="Arial"/>
-          <w:szCs w:val="22"/>
-        </w:rPr>
-        <w:t>SomPel</w:t>
-      </w:r>
-      <w:proofErr w:type="spellEnd"/>
-      <w:r>
-        <w:rPr>
-          <w:rFonts w:ascii="Arial" w:hAnsi="Arial" w:cs="Arial"/>
-          <w:szCs w:val="22"/>
-        </w:rPr>
-        <w:t xml:space="preserve"> Tech will primarily use social media platforms such as Facebook, Instagram, and TikTok to raise awareness about sleep and wellbeing. Simple and relatable content, such as tips for better sleep and the effects of screen use, will be shared to attract users. In addition, collaborations with schools, colleges, and workplaces can help introduce the app to a wider audience.</w:t>
+        <w:t>To reach users, SomPel Tech will primarily use social media platforms such as Facebook, Instagram, and TikTok to raise awareness about sleep and wellbeing. Simple and relatable content, such as tips for better sleep and the effects of screen use, will be shared to attract users. In addition, collaborations with schools, colleges, and workplaces can help introduce the app to a wider audience.</w:t>
       </w:r>
     </w:p>
     <w:p>
@@ -7770,27 +7258,7 @@
           <w:szCs w:val="22"/>
           <w14:ligatures w14:val="none"/>
         </w:rPr>
-        <w:t xml:space="preserve">Users may be hesitant to adopt a new application due to lack of awareness or resistance to changing habits. This could limit the growth and effectiveness of </w:t>
-      </w:r>
-      <w:proofErr w:type="spellStart"/>
-      <w:r>
-        <w:rPr>
-          <w:rFonts w:ascii="Arial" w:eastAsia="Times New Roman" w:hAnsi="Arial" w:cs="Arial"/>
-          <w:kern w:val="0"/>
-          <w:szCs w:val="22"/>
-          <w14:ligatures w14:val="none"/>
-        </w:rPr>
-        <w:t>SomPel</w:t>
-      </w:r>
-      <w:proofErr w:type="spellEnd"/>
-      <w:r>
-        <w:rPr>
-          <w:rFonts w:ascii="Arial" w:eastAsia="Times New Roman" w:hAnsi="Arial" w:cs="Arial"/>
-          <w:kern w:val="0"/>
-          <w:szCs w:val="22"/>
-          <w14:ligatures w14:val="none"/>
-        </w:rPr>
-        <w:t xml:space="preserve"> Tech.</w:t>
+        <w:t>Users may be hesitant to adopt a new application due to lack of awareness or resistance to changing habits. This could limit the growth and effectiveness of SomPel Tech.</w:t>
       </w:r>
       <w:r>
         <w:rPr>
@@ -7989,27 +7457,7 @@
           <w:szCs w:val="22"/>
           <w14:ligatures w14:val="none"/>
         </w:rPr>
-        <w:t xml:space="preserve">As an early-stage startup, </w:t>
-      </w:r>
-      <w:proofErr w:type="spellStart"/>
-      <w:r>
-        <w:rPr>
-          <w:rFonts w:ascii="Arial" w:eastAsia="Times New Roman" w:hAnsi="Arial" w:cs="Arial"/>
-          <w:kern w:val="0"/>
-          <w:szCs w:val="22"/>
-          <w14:ligatures w14:val="none"/>
-        </w:rPr>
-        <w:t>SomPel</w:t>
-      </w:r>
-      <w:proofErr w:type="spellEnd"/>
-      <w:r>
-        <w:rPr>
-          <w:rFonts w:ascii="Arial" w:eastAsia="Times New Roman" w:hAnsi="Arial" w:cs="Arial"/>
-          <w:kern w:val="0"/>
-          <w:szCs w:val="22"/>
-          <w14:ligatures w14:val="none"/>
-        </w:rPr>
-        <w:t xml:space="preserve"> Tech may face constraints in funding, technical expertise, and development capacity, which can delay progress.</w:t>
+        <w:t>As an early-stage startup, SomPel Tech may face constraints in funding, technical expertise, and development capacity, which can delay progress.</w:t>
       </w:r>
       <w:r>
         <w:rPr>
@@ -8324,23 +7772,7 @@
           <w:rFonts w:ascii="Arial" w:hAnsi="Arial" w:cs="Arial"/>
           <w:szCs w:val="22"/>
         </w:rPr>
-        <w:t xml:space="preserve">This report has explored the relationship between daily lifestyle habits and sleep quality in Bhutan, and has used those findings to build the foundation of </w:t>
-      </w:r>
-      <w:proofErr w:type="spellStart"/>
-      <w:r>
-        <w:rPr>
-          <w:rFonts w:ascii="Arial" w:hAnsi="Arial" w:cs="Arial"/>
-          <w:szCs w:val="22"/>
-        </w:rPr>
-        <w:t>SomPel</w:t>
-      </w:r>
-      <w:proofErr w:type="spellEnd"/>
-      <w:r>
-        <w:rPr>
-          <w:rFonts w:ascii="Arial" w:hAnsi="Arial" w:cs="Arial"/>
-          <w:szCs w:val="22"/>
-        </w:rPr>
-        <w:t xml:space="preserve"> Tech as a business. The key takeaway is clear: the way people work, use their screens, and manage their daily routines has a direct impact on how well they sleep and how energized they feel each day.</w:t>
+        <w:t>This report has explored the relationship between daily lifestyle habits and sleep quality in Bhutan, and has used those findings to build the foundation of SomPel Tech as a business. The key takeaway is clear: the way people work, use their screens, and manage their daily routines has a direct impact on how well they sleep and how energized they feel each day.</w:t>
       </w:r>
     </w:p>
     <w:p>
@@ -8374,23 +7806,7 @@
           <w:rFonts w:ascii="Arial" w:hAnsi="Arial" w:cs="Arial"/>
           <w:szCs w:val="22"/>
         </w:rPr>
-        <w:t xml:space="preserve">The competitive analysis showed that while many global applications address sleep or screen use separately, none of them fully combine these lifestyle factors into a single, accessible, and locally relevant solution. This is exactly the gap that </w:t>
-      </w:r>
-      <w:proofErr w:type="spellStart"/>
-      <w:r>
-        <w:rPr>
-          <w:rFonts w:ascii="Arial" w:hAnsi="Arial" w:cs="Arial"/>
-          <w:szCs w:val="22"/>
-        </w:rPr>
-        <w:t>SomPel</w:t>
-      </w:r>
-      <w:proofErr w:type="spellEnd"/>
-      <w:r>
-        <w:rPr>
-          <w:rFonts w:ascii="Arial" w:hAnsi="Arial" w:cs="Arial"/>
-          <w:szCs w:val="22"/>
-        </w:rPr>
-        <w:t xml:space="preserve"> Tech aims to fill. With over 5</w:t>
+        <w:t>The competitive analysis showed that while many global applications address sleep or screen use separately, none of them fully combine these lifestyle factors into a single, accessible, and locally relevant solution. This is exactly the gap that SomPel Tech aims to fill. With over 5</w:t>
       </w:r>
       <w:r>
         <w:rPr>
@@ -8416,103 +7832,46 @@
           <w:szCs w:val="22"/>
         </w:rPr>
       </w:pPr>
-      <w:proofErr w:type="spellStart"/>
-      <w:r>
-        <w:rPr>
-          <w:rFonts w:ascii="Arial" w:hAnsi="Arial" w:cs="Arial"/>
-          <w:szCs w:val="22"/>
-        </w:rPr>
-        <w:t>SomPel</w:t>
-      </w:r>
-      <w:proofErr w:type="spellEnd"/>
-      <w:r>
-        <w:rPr>
-          <w:rFonts w:ascii="Arial" w:hAnsi="Arial" w:cs="Arial"/>
-          <w:szCs w:val="22"/>
-        </w:rPr>
-        <w:t xml:space="preserve"> Tech plans to launch in two phases. The first will be a benchmarking website where users can compare their habits with others and get simple, personalized insights. The second will be a mobile application that allows users to track their sleep, screen use, and daily routines while receiving practical recommendations. Both products are designed to be easy to use, relevant to the Bhutanese context, and scalable over time.</w:t>
-      </w:r>
-    </w:p>
-    <w:p>
-      <w:pPr>
-        <w:spacing w:line="276" w:lineRule="auto"/>
-        <w:jc w:val="both"/>
-        <w:rPr>
-          <w:rFonts w:ascii="Arial" w:hAnsi="Arial" w:cs="Arial"/>
-          <w:szCs w:val="22"/>
-        </w:rPr>
-      </w:pPr>
-      <w:r>
-        <w:rPr>
-          <w:rFonts w:ascii="Arial" w:hAnsi="Arial" w:cs="Arial"/>
-          <w:szCs w:val="22"/>
-        </w:rPr>
-        <w:t xml:space="preserve">As a sole founder at an early stage, </w:t>
-      </w:r>
-      <w:proofErr w:type="spellStart"/>
-      <w:r>
-        <w:rPr>
-          <w:rFonts w:ascii="Arial" w:hAnsi="Arial" w:cs="Arial"/>
-          <w:szCs w:val="22"/>
-        </w:rPr>
-        <w:t>SomPel</w:t>
-      </w:r>
-      <w:proofErr w:type="spellEnd"/>
-      <w:r>
-        <w:rPr>
-          <w:rFonts w:ascii="Arial" w:hAnsi="Arial" w:cs="Arial"/>
-          <w:szCs w:val="22"/>
-        </w:rPr>
-        <w:t xml:space="preserve"> Tech faces real challenges including limited resources, competition from established global platforms, and the need to build user trust. However, the strong local focus, data-driven approach, and genuine personal commitment behind this venture give it a meaningful advantage. The name </w:t>
-      </w:r>
-      <w:proofErr w:type="spellStart"/>
-      <w:r>
-        <w:rPr>
-          <w:rFonts w:ascii="Arial" w:hAnsi="Arial" w:cs="Arial"/>
-          <w:szCs w:val="22"/>
-        </w:rPr>
-        <w:t>SomPel</w:t>
-      </w:r>
-      <w:proofErr w:type="spellEnd"/>
-      <w:r>
-        <w:rPr>
-          <w:rFonts w:ascii="Arial" w:hAnsi="Arial" w:cs="Arial"/>
-          <w:szCs w:val="22"/>
-        </w:rPr>
-        <w:t xml:space="preserve"> itself, drawn from the values of merit, purpose, and prosperity, reflects the spirit in which this company was created: to do meaningful work that makes a positive difference in people’s lives.</w:t>
-      </w:r>
-    </w:p>
-    <w:p>
-      <w:pPr>
-        <w:spacing w:line="276" w:lineRule="auto"/>
-        <w:jc w:val="both"/>
-        <w:rPr>
-          <w:rFonts w:ascii="Arial" w:hAnsi="Arial" w:cs="Arial"/>
-          <w:szCs w:val="22"/>
-        </w:rPr>
-      </w:pPr>
-      <w:r>
-        <w:rPr>
-          <w:rFonts w:ascii="Arial" w:hAnsi="Arial" w:cs="Arial"/>
-          <w:szCs w:val="22"/>
-        </w:rPr>
-        <w:t xml:space="preserve">In summary, </w:t>
-      </w:r>
-      <w:proofErr w:type="spellStart"/>
-      <w:r>
-        <w:rPr>
-          <w:rFonts w:ascii="Arial" w:hAnsi="Arial" w:cs="Arial"/>
-          <w:szCs w:val="22"/>
-        </w:rPr>
-        <w:t>SomPel</w:t>
-      </w:r>
-      <w:proofErr w:type="spellEnd"/>
-      <w:r>
-        <w:rPr>
-          <w:rFonts w:ascii="Arial" w:hAnsi="Arial" w:cs="Arial"/>
-          <w:szCs w:val="22"/>
-        </w:rPr>
-        <w:t xml:space="preserve"> Tech is well-positioned to address a real and growing problem in Bhutan. With a clear product roadmap, research-backed insights, and a user-centered approach, the startup has the potential to become a trusted digital health and wellbeing solution for individuals across the country.</w:t>
+      <w:r>
+        <w:rPr>
+          <w:rFonts w:ascii="Arial" w:hAnsi="Arial" w:cs="Arial"/>
+          <w:szCs w:val="22"/>
+        </w:rPr>
+        <w:t>SomPel Tech plans to launch in two phases. The first will be a benchmarking website where users can compare their habits with others and get simple, personalized insights. The second will be a mobile application that allows users to track their sleep, screen use, and daily routines while receiving practical recommendations. Both products are designed to be easy to use, relevant to the Bhutanese context, and scalable over time.</w:t>
+      </w:r>
+    </w:p>
+    <w:p>
+      <w:pPr>
+        <w:spacing w:line="276" w:lineRule="auto"/>
+        <w:jc w:val="both"/>
+        <w:rPr>
+          <w:rFonts w:ascii="Arial" w:hAnsi="Arial" w:cs="Arial"/>
+          <w:szCs w:val="22"/>
+        </w:rPr>
+      </w:pPr>
+      <w:r>
+        <w:rPr>
+          <w:rFonts w:ascii="Arial" w:hAnsi="Arial" w:cs="Arial"/>
+          <w:szCs w:val="22"/>
+        </w:rPr>
+        <w:t>As a sole founder at an early stage, SomPel Tech faces real challenges including limited resources, competition from established global platforms, and the need to build user trust. However, the strong local focus, data-driven approach, and genuine personal commitment behind this venture give it a meaningful advantage. The name SomPel itself, drawn from the values of merit, purpose, and prosperity, reflects the spirit in which this company was created: to do meaningful work that makes a positive difference in people’s lives.</w:t>
+      </w:r>
+    </w:p>
+    <w:p>
+      <w:pPr>
+        <w:spacing w:line="276" w:lineRule="auto"/>
+        <w:jc w:val="both"/>
+        <w:rPr>
+          <w:rFonts w:ascii="Arial" w:hAnsi="Arial" w:cs="Arial"/>
+          <w:szCs w:val="22"/>
+        </w:rPr>
+      </w:pPr>
+      <w:r>
+        <w:rPr>
+          <w:rFonts w:ascii="Arial" w:hAnsi="Arial" w:cs="Arial"/>
+          <w:szCs w:val="22"/>
+        </w:rPr>
+        <w:t>In summary, SomPel Tech is well-positioned to address a real and growing problem in Bhutan. With a clear product roadmap, research-backed insights, and a user-centered approach, the startup has the potential to become a trusted digital health and wellbeing solution for individuals across the country.</w:t>
       </w:r>
     </w:p>
     <w:p>
@@ -8608,21 +7967,12 @@
           <w:szCs w:val="22"/>
         </w:rPr>
       </w:pPr>
-      <w:proofErr w:type="spellStart"/>
-      <w:r>
-        <w:rPr>
-          <w:rFonts w:ascii="Arial" w:hAnsi="Arial" w:cs="Arial"/>
-          <w:szCs w:val="22"/>
-        </w:rPr>
-        <w:t>Sithey</w:t>
-      </w:r>
-      <w:proofErr w:type="spellEnd"/>
-      <w:r>
-        <w:rPr>
-          <w:rFonts w:ascii="Arial" w:hAnsi="Arial" w:cs="Arial"/>
-          <w:szCs w:val="22"/>
-        </w:rPr>
-        <w:t>, G., Wen, L. M., Kelly, P., &amp; Li, M. (2017). Association between Sleep Duration and Self-Reported Health Status: Findings from the Bhutan’s Gross National Happiness Study. </w:t>
+      <w:r>
+        <w:rPr>
+          <w:rFonts w:ascii="Arial" w:hAnsi="Arial" w:cs="Arial"/>
+          <w:szCs w:val="22"/>
+        </w:rPr>
+        <w:t>Sithey, G., Wen, L. M., Kelly, P., &amp; Li, M. (2017). Association between Sleep Duration and Self-Reported Health Status: Findings from the Bhutan’s Gross National Happiness Study. </w:t>
       </w:r>
       <w:r>
         <w:rPr>
@@ -8689,23 +8039,7 @@
           <w:rFonts w:ascii="Arial" w:hAnsi="Arial" w:cs="Arial"/>
           <w:szCs w:val="22"/>
         </w:rPr>
-        <w:t xml:space="preserve">Stauder, M., Vogel, A. C., </w:t>
-      </w:r>
-      <w:proofErr w:type="spellStart"/>
-      <w:r>
-        <w:rPr>
-          <w:rFonts w:ascii="Arial" w:hAnsi="Arial" w:cs="Arial"/>
-          <w:szCs w:val="22"/>
-        </w:rPr>
-        <w:t>Nirola</w:t>
-      </w:r>
-      <w:proofErr w:type="spellEnd"/>
-      <w:r>
-        <w:rPr>
-          <w:rFonts w:ascii="Arial" w:hAnsi="Arial" w:cs="Arial"/>
-          <w:szCs w:val="22"/>
-        </w:rPr>
-        <w:t>, D. K., Tshering, L., Dema, U., Dorji, C., Dorji, L., &amp; Mateen, F. J. (2020). Depression, sleep quality, and social isolation among people with epilepsy in Bhutan: A cross-sectional study. </w:t>
+        <w:t>Stauder, M., Vogel, A. C., Nirola, D. K., Tshering, L., Dema, U., Dorji, C., Dorji, L., &amp; Mateen, F. J. (2020). Depression, sleep quality, and social isolation among people with epilepsy in Bhutan: A cross-sectional study. </w:t>
       </w:r>
       <w:r>
         <w:rPr>
@@ -8839,23 +8173,7 @@
           <w:rFonts w:ascii="Arial" w:hAnsi="Arial" w:cs="Arial"/>
           <w:szCs w:val="22"/>
         </w:rPr>
-        <w:t xml:space="preserve">Gyeltshen, D., Gyaltshen, K., Dorji, N., Yangdon, K., Wangchuk, N., &amp; </w:t>
-      </w:r>
-      <w:proofErr w:type="spellStart"/>
-      <w:r>
-        <w:rPr>
-          <w:rFonts w:ascii="Arial" w:hAnsi="Arial" w:cs="Arial"/>
-          <w:szCs w:val="22"/>
-        </w:rPr>
-        <w:t>Drakpa</w:t>
-      </w:r>
-      <w:proofErr w:type="spellEnd"/>
-      <w:r>
-        <w:rPr>
-          <w:rFonts w:ascii="Arial" w:hAnsi="Arial" w:cs="Arial"/>
-          <w:szCs w:val="22"/>
-        </w:rPr>
-        <w:t>, L. (2023). Nurses’ napping practices and their effects on sleepiness, fatigue, well-being, and quality of nursing care. </w:t>
+        <w:t>Gyeltshen, D., Gyaltshen, K., Dorji, N., Yangdon, K., Wangchuk, N., &amp; Drakpa, L. (2023). Nurses’ napping practices and their effects on sleepiness, fatigue, well-being, and quality of nursing care. </w:t>
       </w:r>
       <w:r>
         <w:rPr>
@@ -8989,55 +8307,7 @@
           <w:rFonts w:ascii="Arial" w:hAnsi="Arial" w:cs="Arial"/>
           <w:szCs w:val="22"/>
         </w:rPr>
-        <w:t xml:space="preserve">Deivendran, G., Kanagaraj, T. S., </w:t>
-      </w:r>
-      <w:proofErr w:type="spellStart"/>
-      <w:r>
-        <w:rPr>
-          <w:rFonts w:ascii="Arial" w:hAnsi="Arial" w:cs="Arial"/>
-          <w:szCs w:val="22"/>
-        </w:rPr>
-        <w:t>Leelabai</w:t>
-      </w:r>
-      <w:proofErr w:type="spellEnd"/>
-      <w:r>
-        <w:rPr>
-          <w:rFonts w:ascii="Arial" w:hAnsi="Arial" w:cs="Arial"/>
-          <w:szCs w:val="22"/>
-        </w:rPr>
-        <w:t xml:space="preserve">, B. S., Kannan, P., Srinivasan, Y., </w:t>
-      </w:r>
-      <w:proofErr w:type="spellStart"/>
-      <w:r>
-        <w:rPr>
-          <w:rFonts w:ascii="Arial" w:hAnsi="Arial" w:cs="Arial"/>
-          <w:szCs w:val="22"/>
-        </w:rPr>
-        <w:t>Ayyavoo</w:t>
-      </w:r>
-      <w:proofErr w:type="spellEnd"/>
-      <w:r>
-        <w:rPr>
-          <w:rFonts w:ascii="Arial" w:hAnsi="Arial" w:cs="Arial"/>
-          <w:szCs w:val="22"/>
-        </w:rPr>
-        <w:t xml:space="preserve">, S., &amp; </w:t>
-      </w:r>
-      <w:proofErr w:type="spellStart"/>
-      <w:r>
-        <w:rPr>
-          <w:rFonts w:ascii="Arial" w:hAnsi="Arial" w:cs="Arial"/>
-          <w:szCs w:val="22"/>
-        </w:rPr>
-        <w:t>Periasamy</w:t>
-      </w:r>
-      <w:proofErr w:type="spellEnd"/>
-      <w:r>
-        <w:rPr>
-          <w:rFonts w:ascii="Arial" w:hAnsi="Arial" w:cs="Arial"/>
-          <w:szCs w:val="22"/>
-        </w:rPr>
-        <w:t>, P. (2025). Impact of Excessive Screen Time on Sleep Quality and Sleep Disturbances Among Young Adults: A Cross-Sectional Study. </w:t>
+        <w:t>Deivendran, G., Kanagaraj, T. S., Leelabai, B. S., Kannan, P., Srinivasan, Y., Ayyavoo, S., &amp; Periasamy, P. (2025). Impact of Excessive Screen Time on Sleep Quality and Sleep Disturbances Among Young Adults: A Cross-Sectional Study. </w:t>
       </w:r>
       <w:r>
         <w:rPr>
@@ -9046,27 +8316,7 @@
           <w:iCs/>
           <w:szCs w:val="22"/>
         </w:rPr>
-        <w:t xml:space="preserve">Journal of Pharmacy &amp; </w:t>
-      </w:r>
-      <w:proofErr w:type="spellStart"/>
-      <w:r>
-        <w:rPr>
-          <w:rFonts w:ascii="Arial" w:hAnsi="Arial" w:cs="Arial"/>
-          <w:i/>
-          <w:iCs/>
-          <w:szCs w:val="22"/>
-        </w:rPr>
-        <w:t>Bioallied</w:t>
-      </w:r>
-      <w:proofErr w:type="spellEnd"/>
-      <w:r>
-        <w:rPr>
-          <w:rFonts w:ascii="Arial" w:hAnsi="Arial" w:cs="Arial"/>
-          <w:i/>
-          <w:iCs/>
-          <w:szCs w:val="22"/>
-        </w:rPr>
-        <w:t xml:space="preserve"> Sciences</w:t>
+        <w:t>Journal of Pharmacy &amp; Bioallied Sciences</w:t>
       </w:r>
       <w:r>
         <w:rPr>
@@ -9170,19 +8420,8 @@
           <w:iCs/>
           <w:szCs w:val="22"/>
         </w:rPr>
-        <w:t xml:space="preserve">Woman lying in bed at night using cellphone 25943507 Vector Art at </w:t>
-      </w:r>
-      <w:proofErr w:type="spellStart"/>
-      <w:r>
-        <w:rPr>
-          <w:rFonts w:ascii="Arial" w:hAnsi="Arial" w:cs="Arial"/>
-          <w:i/>
-          <w:iCs/>
-          <w:szCs w:val="22"/>
-        </w:rPr>
-        <w:t>Vecteezy</w:t>
-      </w:r>
-      <w:proofErr w:type="spellEnd"/>
+        <w:t>Woman lying in bed at night using cellphone 25943507 Vector Art at Vecteezy</w:t>
+      </w:r>
       <w:r>
         <w:rPr>
           <w:rFonts w:ascii="Arial" w:hAnsi="Arial" w:cs="Arial"/>
@@ -9358,7 +8597,6 @@
           <w:szCs w:val="22"/>
         </w:rPr>
       </w:pPr>
-      <w:bookmarkStart w:id="19" w:name="_Toc226110969"/>
       <w:r>
         <w:rPr>
           <w:rFonts w:ascii="Arial" w:hAnsi="Arial" w:cs="Arial"/>
@@ -9366,9 +8604,8 @@
           <w:szCs w:val="22"/>
         </w:rPr>
         <w:lastRenderedPageBreak/>
-        <w:t>Appendix</w:t>
-      </w:r>
-      <w:bookmarkEnd w:id="19"/>
+        <w:t>Appendices</w:t>
+      </w:r>
     </w:p>
     <w:p>
       <w:pPr>
@@ -9390,13 +8627,12 @@
           <w:iCs/>
           <w:szCs w:val="22"/>
         </w:rPr>
-        <w:t>Note: Click link to access documents.</w:t>
-      </w:r>
-    </w:p>
-    <w:p>
-      <w:pPr>
-        <w:spacing w:line="276" w:lineRule="auto"/>
-        <w:jc w:val="both"/>
+        <w:t>Note: Click the links to access the documents.</w:t>
+      </w:r>
+    </w:p>
+    <w:p>
+      <w:pPr>
+        <w:spacing w:line="276" w:lineRule="auto"/>
         <w:rPr>
           <w:rFonts w:ascii="Arial" w:hAnsi="Arial" w:cs="Arial"/>
           <w:bCs/>
@@ -9406,22 +8642,20 @@
       <w:r>
         <w:rPr>
           <w:rFonts w:ascii="Arial" w:hAnsi="Arial" w:cs="Arial"/>
+          <w:b/>
           <w:bCs/>
           <w:szCs w:val="22"/>
         </w:rPr>
         <w:t>Appendix A: Survey Questionnaire</w:t>
       </w:r>
-    </w:p>
-    <w:p>
-      <w:pPr>
-        <w:spacing w:line="276" w:lineRule="auto"/>
-        <w:jc w:val="both"/>
+      <w:r>
         <w:rPr>
           <w:rFonts w:ascii="Arial" w:hAnsi="Arial" w:cs="Arial"/>
           <w:bCs/>
           <w:szCs w:val="22"/>
         </w:rPr>
-      </w:pPr>
+        <w:t xml:space="preserve"> -</w:t>
+      </w:r>
       <w:hyperlink r:id="rId27" w:history="1">
         <w:r>
           <w:rPr>
@@ -9433,106 +8667,154 @@
           <w:t>https://drive.google.com/file/d/1SpLhGcjsqUK8I7Ce7KV7IumZj1HjCeLM/view?usp=sharing</w:t>
         </w:r>
       </w:hyperlink>
-    </w:p>
-    <w:p>
-      <w:pPr>
-        <w:spacing w:line="276" w:lineRule="auto"/>
-        <w:jc w:val="both"/>
+      <w:r>
         <w:rPr>
           <w:rFonts w:ascii="Arial" w:hAnsi="Arial" w:cs="Arial"/>
           <w:bCs/>
           <w:szCs w:val="22"/>
         </w:rPr>
-      </w:pPr>
-    </w:p>
-    <w:p>
-      <w:pPr>
-        <w:spacing w:line="276" w:lineRule="auto"/>
-        <w:jc w:val="both"/>
+        <w:t xml:space="preserve">   </w:t>
+      </w:r>
+      <w:r>
         <w:rPr>
           <w:rFonts w:ascii="Arial" w:hAnsi="Arial" w:cs="Arial"/>
           <w:bCs/>
           <w:szCs w:val="22"/>
         </w:rPr>
-      </w:pPr>
-      <w:r>
-        <w:rPr>
-          <w:rFonts w:ascii="Arial" w:hAnsi="Arial" w:cs="Arial"/>
-          <w:bCs/>
-          <w:szCs w:val="22"/>
+        <w:t>Contains the full set of questions used for data collection.</w:t>
+      </w:r>
+    </w:p>
+    <w:p>
+      <w:pPr>
+        <w:rPr>
+          <w:rFonts w:ascii="Arial" w:hAnsi="Arial" w:cs="Arial"/>
+        </w:rPr>
+      </w:pPr>
+      <w:r>
+        <w:rPr>
+          <w:rStyle w:val="Strong"/>
+          <w:rFonts w:ascii="Arial" w:hAnsi="Arial" w:cs="Arial"/>
         </w:rPr>
         <w:t>Appendix B: Data</w:t>
       </w:r>
-    </w:p>
-    <w:p>
-      <w:pPr>
-        <w:spacing w:line="276" w:lineRule="auto"/>
-        <w:jc w:val="both"/>
-        <w:rPr>
-          <w:rFonts w:ascii="Arial" w:hAnsi="Arial" w:cs="Arial"/>
-          <w:bCs/>
-          <w:szCs w:val="22"/>
-        </w:rPr>
-      </w:pPr>
+      <w:r>
+        <w:rPr>
+          <w:rFonts w:ascii="Arial" w:hAnsi="Arial" w:cs="Arial"/>
+        </w:rPr>
+        <w:t xml:space="preserve"> </w:t>
+      </w:r>
+      <w:r>
+        <w:rPr>
+          <w:rFonts w:ascii="Arial" w:hAnsi="Arial" w:cs="Arial"/>
+        </w:rPr>
+        <w:t xml:space="preserve">- </w:t>
+      </w:r>
       <w:hyperlink r:id="rId28" w:history="1">
         <w:r>
           <w:rPr>
             <w:rStyle w:val="Hyperlink"/>
             <w:rFonts w:ascii="Arial" w:hAnsi="Arial" w:cs="Arial"/>
-            <w:bCs/>
-            <w:szCs w:val="22"/>
           </w:rPr>
           <w:t>https://docs.google.com/spreadsheets/d/1J2D-m9KAjTvoE9ayLEJPSkzSfXIwGW6O/edit?usp=sharing&amp;ouid=117906368688119609935&amp;rtpof=true&amp;sd=true</w:t>
         </w:r>
       </w:hyperlink>
-    </w:p>
-    <w:p>
-      <w:pPr>
-        <w:spacing w:line="276" w:lineRule="auto"/>
-        <w:jc w:val="both"/>
-        <w:rPr>
-          <w:rFonts w:ascii="Arial" w:hAnsi="Arial" w:cs="Arial"/>
-          <w:bCs/>
-          <w:szCs w:val="22"/>
-        </w:rPr>
-      </w:pPr>
-    </w:p>
-    <w:p>
-      <w:pPr>
-        <w:spacing w:line="276" w:lineRule="auto"/>
-        <w:jc w:val="both"/>
-        <w:rPr>
-          <w:rFonts w:ascii="Arial" w:hAnsi="Arial" w:cs="Arial"/>
-          <w:bCs/>
-          <w:szCs w:val="22"/>
-        </w:rPr>
-      </w:pPr>
-      <w:r>
-        <w:rPr>
-          <w:rFonts w:ascii="Arial" w:hAnsi="Arial" w:cs="Arial"/>
-          <w:bCs/>
-          <w:szCs w:val="22"/>
-        </w:rPr>
-        <w:t xml:space="preserve">Appendix C: Tableau </w:t>
-      </w:r>
-    </w:p>
-    <w:p>
-      <w:pPr>
-        <w:spacing w:line="276" w:lineRule="auto"/>
-        <w:jc w:val="both"/>
-        <w:rPr>
-          <w:rFonts w:ascii="Arial" w:hAnsi="Arial" w:cs="Arial"/>
-          <w:bCs/>
-          <w:szCs w:val="22"/>
-        </w:rPr>
-      </w:pPr>
+      <w:r>
+        <w:rPr>
+          <w:rFonts w:ascii="Arial" w:hAnsi="Arial" w:cs="Arial"/>
+        </w:rPr>
+        <w:t xml:space="preserve"> </w:t>
+      </w:r>
+      <w:r>
+        <w:rPr>
+          <w:rStyle w:val="Emphasis"/>
+          <w:rFonts w:ascii="Arial" w:hAnsi="Arial" w:cs="Arial"/>
+          <w:i w:val="0"/>
+          <w:iCs w:val="0"/>
+        </w:rPr>
+        <w:t>I</w:t>
+      </w:r>
+      <w:r>
+        <w:rPr>
+          <w:rStyle w:val="Emphasis"/>
+          <w:rFonts w:ascii="Arial" w:hAnsi="Arial" w:cs="Arial"/>
+          <w:i w:val="0"/>
+          <w:iCs w:val="0"/>
+        </w:rPr>
+        <w:t xml:space="preserve">ncludes </w:t>
+      </w:r>
+      <w:r>
+        <w:rPr>
+          <w:rStyle w:val="Emphasis"/>
+          <w:rFonts w:ascii="Arial" w:hAnsi="Arial" w:cs="Arial"/>
+          <w:i w:val="0"/>
+          <w:iCs w:val="0"/>
+        </w:rPr>
+        <w:t xml:space="preserve">cleaned </w:t>
+      </w:r>
+      <w:r>
+        <w:rPr>
+          <w:rStyle w:val="Emphasis"/>
+          <w:rFonts w:ascii="Arial" w:hAnsi="Arial" w:cs="Arial"/>
+          <w:i w:val="0"/>
+          <w:iCs w:val="0"/>
+        </w:rPr>
+        <w:t xml:space="preserve">data </w:t>
+      </w:r>
+      <w:r>
+        <w:rPr>
+          <w:rStyle w:val="Emphasis"/>
+          <w:rFonts w:ascii="Arial" w:hAnsi="Arial" w:cs="Arial"/>
+          <w:i w:val="0"/>
+          <w:iCs w:val="0"/>
+        </w:rPr>
+        <w:t xml:space="preserve">used </w:t>
+      </w:r>
+      <w:r>
+        <w:rPr>
+          <w:rStyle w:val="Emphasis"/>
+          <w:rFonts w:ascii="Arial" w:hAnsi="Arial" w:cs="Arial"/>
+          <w:i w:val="0"/>
+          <w:iCs w:val="0"/>
+        </w:rPr>
+        <w:t>for analysis.</w:t>
+      </w:r>
+      <w:r>
+        <w:rPr>
+          <w:rFonts w:ascii="Arial" w:hAnsi="Arial" w:cs="Arial"/>
+        </w:rPr>
+        <w:t xml:space="preserve"> </w:t>
+      </w:r>
+    </w:p>
+    <w:p>
+      <w:pPr>
+        <w:rPr>
+          <w:rFonts w:ascii="Arial" w:hAnsi="Arial" w:cs="Arial"/>
+        </w:rPr>
+      </w:pPr>
+      <w:r>
+        <w:rPr>
+          <w:rFonts w:ascii="Arial" w:hAnsi="Arial" w:cs="Arial"/>
+        </w:rPr>
+        <w:t xml:space="preserve"> </w:t>
+      </w:r>
+      <w:r>
+        <w:rPr>
+          <w:rStyle w:val="Strong"/>
+          <w:rFonts w:ascii="Arial" w:hAnsi="Arial" w:cs="Arial"/>
+        </w:rPr>
+        <w:t>Appendix C: Tableau Visualizations</w:t>
+      </w:r>
+      <w:r>
+        <w:rPr>
+          <w:rFonts w:ascii="Arial" w:hAnsi="Arial" w:cs="Arial"/>
+        </w:rPr>
+        <w:t xml:space="preserve"> – </w:t>
+      </w:r>
       <w:hyperlink r:id="rId29" w:history="1">
         <w:r>
           <w:rPr>
             <w:rStyle w:val="Hyperlink"/>
             <w:rFonts w:ascii="Arial" w:hAnsi="Arial" w:cs="Arial"/>
-            <w:bCs/>
-            <w:szCs w:val="22"/>
           </w:rPr>
           <w:t>https://drive.google.com/file/d/1oXIbnLS-RTPfqG2BAa6uuHWtITnyI4W_/view?usp=sharing</w:t>
         </w:r>
@@ -9540,10 +8822,84 @@
       <w:r>
         <w:rPr>
           <w:rFonts w:ascii="Arial" w:hAnsi="Arial" w:cs="Arial"/>
+        </w:rPr>
+        <w:t xml:space="preserve"> </w:t>
+      </w:r>
+      <w:r>
+        <w:rPr>
+          <w:rStyle w:val="Emphasis"/>
+          <w:rFonts w:ascii="Arial" w:hAnsi="Arial" w:cs="Arial"/>
+          <w:i w:val="0"/>
+          <w:iCs w:val="0"/>
+        </w:rPr>
+        <w:t>Contains interactive dashboards and visual representations of the data.</w:t>
+      </w:r>
+      <w:r>
+        <w:rPr>
+          <w:rFonts w:ascii="Arial" w:hAnsi="Arial" w:cs="Arial"/>
+        </w:rPr>
+        <w:t xml:space="preserve"> </w:t>
+      </w:r>
+    </w:p>
+    <w:p>
+      <w:pPr>
+        <w:spacing w:line="276" w:lineRule="auto"/>
+        <w:rPr>
+          <w:rFonts w:ascii="Arial" w:hAnsi="Arial" w:cs="Arial"/>
+        </w:rPr>
+      </w:pPr>
+      <w:r>
+        <w:rPr>
+          <w:rFonts w:ascii="Arial" w:hAnsi="Arial" w:cs="Arial"/>
+        </w:rPr>
+        <w:t xml:space="preserve"> </w:t>
+      </w:r>
+      <w:r>
+        <w:rPr>
+          <w:rStyle w:val="Strong"/>
+          <w:rFonts w:ascii="Arial" w:hAnsi="Arial" w:cs="Arial"/>
+        </w:rPr>
+        <w:t xml:space="preserve">Appendix D: Product </w:t>
+      </w:r>
+      <w:r>
+        <w:rPr>
+          <w:rFonts w:ascii="Arial" w:hAnsi="Arial" w:cs="Arial"/>
+        </w:rPr>
+        <w:t xml:space="preserve"> </w:t>
+      </w:r>
+      <w:r>
+        <w:rPr>
+          <w:rFonts w:ascii="Arial" w:hAnsi="Arial" w:cs="Arial"/>
+        </w:rPr>
+        <w:t xml:space="preserve">- </w:t>
+      </w:r>
+    </w:p>
+    <w:p>
+      <w:pPr>
+        <w:spacing w:line="276" w:lineRule="auto"/>
+        <w:rPr>
+          <w:rFonts w:ascii="Arial" w:hAnsi="Arial" w:cs="Arial"/>
           <w:bCs/>
           <w:szCs w:val="22"/>
         </w:rPr>
-        <w:t xml:space="preserve"> </w:t>
+      </w:pPr>
+      <w:r>
+        <w:rPr>
+          <w:rStyle w:val="Emphasis"/>
+          <w:rFonts w:ascii="Arial" w:hAnsi="Arial" w:cs="Arial"/>
+          <w:i w:val="0"/>
+          <w:iCs w:val="0"/>
+        </w:rPr>
+        <w:t xml:space="preserve">Includes the project’s </w:t>
+      </w:r>
+      <w:r>
+        <w:rPr>
+          <w:rStyle w:val="Emphasis"/>
+          <w:rFonts w:ascii="Arial" w:hAnsi="Arial" w:cs="Arial"/>
+          <w:i w:val="0"/>
+          <w:iCs w:val="0"/>
+        </w:rPr>
+        <w:t>solutions.</w:t>
       </w:r>
     </w:p>
     <w:p>
@@ -9553,6 +8909,8 @@
         <w:rPr>
           <w:rFonts w:ascii="Arial" w:hAnsi="Arial" w:cs="Arial"/>
           <w:bCs/>
+          <w:i/>
+          <w:iCs/>
           <w:szCs w:val="22"/>
         </w:rPr>
       </w:pPr>
@@ -9567,146 +8925,6 @@
           <w:szCs w:val="22"/>
         </w:rPr>
       </w:pPr>
-      <w:r>
-        <w:rPr>
-          <w:rFonts w:ascii="Arial" w:hAnsi="Arial" w:cs="Arial"/>
-          <w:bCs/>
-          <w:szCs w:val="22"/>
-        </w:rPr>
-        <w:t>Appendix D: Product</w:t>
-      </w:r>
-    </w:p>
-    <w:p>
-      <w:pPr>
-        <w:spacing w:line="276" w:lineRule="auto"/>
-        <w:jc w:val="both"/>
-        <w:rPr>
-          <w:rFonts w:ascii="Arial" w:hAnsi="Arial" w:cs="Arial"/>
-          <w:bCs/>
-          <w:szCs w:val="22"/>
-        </w:rPr>
-      </w:pPr>
-      <w:hyperlink r:id="rId30" w:history="1">
-        <w:r>
-          <w:rPr>
-            <w:rStyle w:val="Hyperlink"/>
-            <w:rFonts w:ascii="Arial" w:hAnsi="Arial" w:cs="Arial"/>
-            <w:bCs/>
-            <w:szCs w:val="22"/>
-          </w:rPr>
-          <w:t>BDS-</w:t>
-        </w:r>
-        <w:proofErr w:type="spellStart"/>
-        <w:r>
-          <w:rPr>
-            <w:rStyle w:val="Hyperlink"/>
-            <w:rFonts w:ascii="Arial" w:hAnsi="Arial" w:cs="Arial"/>
-            <w:bCs/>
-            <w:szCs w:val="22"/>
-          </w:rPr>
-          <w:t>Planio</w:t>
-        </w:r>
-        <w:proofErr w:type="spellEnd"/>
-        <w:r>
-          <w:rPr>
-            <w:rStyle w:val="Hyperlink"/>
-            <w:rFonts w:ascii="Arial" w:hAnsi="Arial" w:cs="Arial"/>
-            <w:bCs/>
-            <w:szCs w:val="22"/>
-          </w:rPr>
-          <w:t>-</w:t>
-        </w:r>
-        <w:proofErr w:type="spellStart"/>
-        <w:r>
-          <w:rPr>
-            <w:rStyle w:val="Hyperlink"/>
-            <w:rFonts w:ascii="Arial" w:hAnsi="Arial" w:cs="Arial"/>
-            <w:bCs/>
-            <w:szCs w:val="22"/>
-          </w:rPr>
-          <w:t>githup</w:t>
-        </w:r>
-        <w:proofErr w:type="spellEnd"/>
-        <w:r>
-          <w:rPr>
-            <w:rStyle w:val="Hyperlink"/>
-            <w:rFonts w:ascii="Arial" w:hAnsi="Arial" w:cs="Arial"/>
-            <w:bCs/>
-            <w:szCs w:val="22"/>
-          </w:rPr>
-          <w:t>/</w:t>
-        </w:r>
-        <w:proofErr w:type="spellStart"/>
-        <w:r>
-          <w:rPr>
-            <w:rStyle w:val="Hyperlink"/>
-            <w:rFonts w:ascii="Arial" w:hAnsi="Arial" w:cs="Arial"/>
-            <w:bCs/>
-            <w:szCs w:val="22"/>
-          </w:rPr>
-          <w:t>Phendhey</w:t>
-        </w:r>
-        <w:proofErr w:type="spellEnd"/>
-        <w:r>
-          <w:rPr>
-            <w:rStyle w:val="Hyperlink"/>
-            <w:rFonts w:ascii="Arial" w:hAnsi="Arial" w:cs="Arial"/>
-            <w:bCs/>
-            <w:szCs w:val="22"/>
-          </w:rPr>
-          <w:t>-Tech/Web/Execute at main · saypel44/BDS-</w:t>
-        </w:r>
-        <w:proofErr w:type="spellStart"/>
-        <w:r>
-          <w:rPr>
-            <w:rStyle w:val="Hyperlink"/>
-            <w:rFonts w:ascii="Arial" w:hAnsi="Arial" w:cs="Arial"/>
-            <w:bCs/>
-            <w:szCs w:val="22"/>
-          </w:rPr>
-          <w:t>Planio</w:t>
-        </w:r>
-        <w:proofErr w:type="spellEnd"/>
-        <w:r>
-          <w:rPr>
-            <w:rStyle w:val="Hyperlink"/>
-            <w:rFonts w:ascii="Arial" w:hAnsi="Arial" w:cs="Arial"/>
-            <w:bCs/>
-            <w:szCs w:val="22"/>
-          </w:rPr>
-          <w:t>-</w:t>
-        </w:r>
-        <w:proofErr w:type="spellStart"/>
-        <w:r>
-          <w:rPr>
-            <w:rStyle w:val="Hyperlink"/>
-            <w:rFonts w:ascii="Arial" w:hAnsi="Arial" w:cs="Arial"/>
-            <w:bCs/>
-            <w:szCs w:val="22"/>
-          </w:rPr>
-          <w:t>githup</w:t>
-        </w:r>
-        <w:proofErr w:type="spellEnd"/>
-      </w:hyperlink>
-    </w:p>
-    <w:p>
-      <w:pPr>
-        <w:spacing w:line="276" w:lineRule="auto"/>
-        <w:jc w:val="both"/>
-        <w:rPr>
-          <w:rFonts w:ascii="Arial" w:hAnsi="Arial" w:cs="Arial"/>
-          <w:bCs/>
-          <w:szCs w:val="22"/>
-        </w:rPr>
-      </w:pPr>
-      <w:r>
-        <w:rPr>
-          <w:rFonts w:ascii="Arial" w:hAnsi="Arial" w:cs="Arial"/>
-          <w:bCs/>
-          <w:szCs w:val="22"/>
-        </w:rPr>
-        <w:t xml:space="preserve">Deploy link: </w:t>
-      </w:r>
     </w:p>
     <w:p>
       <w:pPr>
@@ -14922,6 +14140,155 @@
     </w:lvl>
   </w:abstractNum>
   <w:abstractNum w:abstractNumId="38" w15:restartNumberingAfterBreak="0">
+    <w:nsid w:val="644B6DCA"/>
+    <w:multiLevelType w:val="multilevel"/>
+    <w:tmpl w:val="40EE42A6"/>
+    <w:lvl w:ilvl="0">
+      <w:start w:val="1"/>
+      <w:numFmt w:val="bullet"/>
+      <w:lvlText w:val=""/>
+      <w:lvlJc w:val="left"/>
+      <w:pPr>
+        <w:tabs>
+          <w:tab w:val="num" w:pos="720"/>
+        </w:tabs>
+        <w:ind w:left="720" w:hanging="360"/>
+      </w:pPr>
+      <w:rPr>
+        <w:rFonts w:ascii="Symbol" w:hAnsi="Symbol" w:hint="default"/>
+        <w:sz w:val="20"/>
+      </w:rPr>
+    </w:lvl>
+    <w:lvl w:ilvl="1" w:tentative="1">
+      <w:start w:val="1"/>
+      <w:numFmt w:val="bullet"/>
+      <w:lvlText w:val="o"/>
+      <w:lvlJc w:val="left"/>
+      <w:pPr>
+        <w:tabs>
+          <w:tab w:val="num" w:pos="1440"/>
+        </w:tabs>
+        <w:ind w:left="1440" w:hanging="360"/>
+      </w:pPr>
+      <w:rPr>
+        <w:rFonts w:ascii="Courier New" w:hAnsi="Courier New" w:hint="default"/>
+        <w:sz w:val="20"/>
+      </w:rPr>
+    </w:lvl>
+    <w:lvl w:ilvl="2" w:tentative="1">
+      <w:start w:val="1"/>
+      <w:numFmt w:val="bullet"/>
+      <w:lvlText w:val=""/>
+      <w:lvlJc w:val="left"/>
+      <w:pPr>
+        <w:tabs>
+          <w:tab w:val="num" w:pos="2160"/>
+        </w:tabs>
+        <w:ind w:left="2160" w:hanging="360"/>
+      </w:pPr>
+      <w:rPr>
+        <w:rFonts w:ascii="Wingdings" w:hAnsi="Wingdings" w:hint="default"/>
+        <w:sz w:val="20"/>
+      </w:rPr>
+    </w:lvl>
+    <w:lvl w:ilvl="3" w:tentative="1">
+      <w:start w:val="1"/>
+      <w:numFmt w:val="bullet"/>
+      <w:lvlText w:val=""/>
+      <w:lvlJc w:val="left"/>
+      <w:pPr>
+        <w:tabs>
+          <w:tab w:val="num" w:pos="2880"/>
+        </w:tabs>
+        <w:ind w:left="2880" w:hanging="360"/>
+      </w:pPr>
+      <w:rPr>
+        <w:rFonts w:ascii="Wingdings" w:hAnsi="Wingdings" w:hint="default"/>
+        <w:sz w:val="20"/>
+      </w:rPr>
+    </w:lvl>
+    <w:lvl w:ilvl="4" w:tentative="1">
+      <w:start w:val="1"/>
+      <w:numFmt w:val="bullet"/>
+      <w:lvlText w:val=""/>
+      <w:lvlJc w:val="left"/>
+      <w:pPr>
+        <w:tabs>
+          <w:tab w:val="num" w:pos="3600"/>
+        </w:tabs>
+        <w:ind w:left="3600" w:hanging="360"/>
+      </w:pPr>
+      <w:rPr>
+        <w:rFonts w:ascii="Wingdings" w:hAnsi="Wingdings" w:hint="default"/>
+        <w:sz w:val="20"/>
+      </w:rPr>
+    </w:lvl>
+    <w:lvl w:ilvl="5" w:tentative="1">
+      <w:start w:val="1"/>
+      <w:numFmt w:val="bullet"/>
+      <w:lvlText w:val=""/>
+      <w:lvlJc w:val="left"/>
+      <w:pPr>
+        <w:tabs>
+          <w:tab w:val="num" w:pos="4320"/>
+        </w:tabs>
+        <w:ind w:left="4320" w:hanging="360"/>
+      </w:pPr>
+      <w:rPr>
+        <w:rFonts w:ascii="Wingdings" w:hAnsi="Wingdings" w:hint="default"/>
+        <w:sz w:val="20"/>
+      </w:rPr>
+    </w:lvl>
+    <w:lvl w:ilvl="6" w:tentative="1">
+      <w:start w:val="1"/>
+      <w:numFmt w:val="bullet"/>
+      <w:lvlText w:val=""/>
+      <w:lvlJc w:val="left"/>
+      <w:pPr>
+        <w:tabs>
+          <w:tab w:val="num" w:pos="5040"/>
+        </w:tabs>
+        <w:ind w:left="5040" w:hanging="360"/>
+      </w:pPr>
+      <w:rPr>
+        <w:rFonts w:ascii="Wingdings" w:hAnsi="Wingdings" w:hint="default"/>
+        <w:sz w:val="20"/>
+      </w:rPr>
+    </w:lvl>
+    <w:lvl w:ilvl="7" w:tentative="1">
+      <w:start w:val="1"/>
+      <w:numFmt w:val="bullet"/>
+      <w:lvlText w:val=""/>
+      <w:lvlJc w:val="left"/>
+      <w:pPr>
+        <w:tabs>
+          <w:tab w:val="num" w:pos="5760"/>
+        </w:tabs>
+        <w:ind w:left="5760" w:hanging="360"/>
+      </w:pPr>
+      <w:rPr>
+        <w:rFonts w:ascii="Wingdings" w:hAnsi="Wingdings" w:hint="default"/>
+        <w:sz w:val="20"/>
+      </w:rPr>
+    </w:lvl>
+    <w:lvl w:ilvl="8" w:tentative="1">
+      <w:start w:val="1"/>
+      <w:numFmt w:val="bullet"/>
+      <w:lvlText w:val=""/>
+      <w:lvlJc w:val="left"/>
+      <w:pPr>
+        <w:tabs>
+          <w:tab w:val="num" w:pos="6480"/>
+        </w:tabs>
+        <w:ind w:left="6480" w:hanging="360"/>
+      </w:pPr>
+      <w:rPr>
+        <w:rFonts w:ascii="Wingdings" w:hAnsi="Wingdings" w:hint="default"/>
+        <w:sz w:val="20"/>
+      </w:rPr>
+    </w:lvl>
+  </w:abstractNum>
+  <w:abstractNum w:abstractNumId="39" w15:restartNumberingAfterBreak="0">
     <w:nsid w:val="6E835F4E"/>
     <w:multiLevelType w:val="multilevel"/>
     <w:tmpl w:val="1C9A991C"/>
@@ -15070,7 +14437,7 @@
       </w:rPr>
     </w:lvl>
   </w:abstractNum>
-  <w:abstractNum w:abstractNumId="39" w15:restartNumberingAfterBreak="0">
+  <w:abstractNum w:abstractNumId="40" w15:restartNumberingAfterBreak="0">
     <w:nsid w:val="71A87949"/>
     <w:multiLevelType w:val="hybridMultilevel"/>
     <w:tmpl w:val="82464854"/>
@@ -15183,7 +14550,7 @@
       </w:rPr>
     </w:lvl>
   </w:abstractNum>
-  <w:abstractNum w:abstractNumId="40" w15:restartNumberingAfterBreak="0">
+  <w:abstractNum w:abstractNumId="41" w15:restartNumberingAfterBreak="0">
     <w:nsid w:val="784C45AE"/>
     <w:multiLevelType w:val="hybridMultilevel"/>
     <w:tmpl w:val="E93C44D6"/>
@@ -15296,7 +14663,7 @@
       </w:rPr>
     </w:lvl>
   </w:abstractNum>
-  <w:abstractNum w:abstractNumId="41" w15:restartNumberingAfterBreak="0">
+  <w:abstractNum w:abstractNumId="42" w15:restartNumberingAfterBreak="0">
     <w:nsid w:val="7A572CFE"/>
     <w:multiLevelType w:val="multilevel"/>
     <w:tmpl w:val="6FC8E368"/>
@@ -15445,7 +14812,7 @@
       </w:rPr>
     </w:lvl>
   </w:abstractNum>
-  <w:abstractNum w:abstractNumId="42" w15:restartNumberingAfterBreak="0">
+  <w:abstractNum w:abstractNumId="43" w15:restartNumberingAfterBreak="0">
     <w:nsid w:val="7E1676AB"/>
     <w:multiLevelType w:val="multilevel"/>
     <w:tmpl w:val="C39250D4"/>
@@ -15558,7 +14925,7 @@
       </w:rPr>
     </w:lvl>
   </w:abstractNum>
-  <w:abstractNum w:abstractNumId="43" w15:restartNumberingAfterBreak="0">
+  <w:abstractNum w:abstractNumId="44" w15:restartNumberingAfterBreak="0">
     <w:nsid w:val="7F5A7ACF"/>
     <w:multiLevelType w:val="multilevel"/>
     <w:tmpl w:val="435A45C0"/>
@@ -15723,7 +15090,7 @@
     <w:abstractNumId w:val="6"/>
   </w:num>
   <w:num w:numId="6" w16cid:durableId="1938980675">
-    <w:abstractNumId w:val="40"/>
+    <w:abstractNumId w:val="41"/>
   </w:num>
   <w:num w:numId="7" w16cid:durableId="1070616396">
     <w:abstractNumId w:val="36"/>
@@ -15768,7 +15135,7 @@
     <w:abstractNumId w:val="15"/>
   </w:num>
   <w:num w:numId="21" w16cid:durableId="838618759">
-    <w:abstractNumId w:val="38"/>
+    <w:abstractNumId w:val="39"/>
   </w:num>
   <w:num w:numId="22" w16cid:durableId="1660037530">
     <w:abstractNumId w:val="28"/>
@@ -15783,7 +15150,7 @@
     <w:abstractNumId w:val="5"/>
   </w:num>
   <w:num w:numId="26" w16cid:durableId="1185286630">
-    <w:abstractNumId w:val="41"/>
+    <w:abstractNumId w:val="42"/>
   </w:num>
   <w:num w:numId="27" w16cid:durableId="1506743826">
     <w:abstractNumId w:val="33"/>
@@ -15792,7 +15159,7 @@
     <w:abstractNumId w:val="4"/>
   </w:num>
   <w:num w:numId="29" w16cid:durableId="650641953">
-    <w:abstractNumId w:val="42"/>
+    <w:abstractNumId w:val="43"/>
   </w:num>
   <w:num w:numId="30" w16cid:durableId="1599948050">
     <w:abstractNumId w:val="13"/>
@@ -15810,7 +15177,7 @@
     <w:abstractNumId w:val="21"/>
   </w:num>
   <w:num w:numId="35" w16cid:durableId="1215891922">
-    <w:abstractNumId w:val="39"/>
+    <w:abstractNumId w:val="40"/>
   </w:num>
   <w:num w:numId="36" w16cid:durableId="1941405478">
     <w:abstractNumId w:val="35"/>
@@ -15831,13 +15198,16 @@
     <w:abstractNumId w:val="0"/>
   </w:num>
   <w:num w:numId="42" w16cid:durableId="400831885">
-    <w:abstractNumId w:val="43"/>
+    <w:abstractNumId w:val="44"/>
   </w:num>
   <w:num w:numId="43" w16cid:durableId="2093578042">
     <w:abstractNumId w:val="26"/>
   </w:num>
   <w:num w:numId="44" w16cid:durableId="357046625">
     <w:abstractNumId w:val="16"/>
+  </w:num>
+  <w:num w:numId="45" w16cid:durableId="427966723">
+    <w:abstractNumId w:val="38"/>
   </w:num>
 </w:numbering>
 </file>
@@ -16444,7 +15814,6 @@
   <w:style w:type="character" w:default="1" w:styleId="DefaultParagraphFont">
     <w:name w:val="Default Paragraph Font"/>
     <w:uiPriority w:val="1"/>
-    <w:semiHidden/>
     <w:unhideWhenUsed/>
   </w:style>
   <w:style w:type="table" w:default="1" w:styleId="TableNormal">
@@ -16850,6 +16219,28 @@
       <w:u w:val="single"/>
     </w:rPr>
   </w:style>
+  <w:style w:type="character" w:styleId="Strong">
+    <w:name w:val="Strong"/>
+    <w:basedOn w:val="DefaultParagraphFont"/>
+    <w:uiPriority w:val="22"/>
+    <w:qFormat/>
+    <w:rsid w:val="00945564"/>
+    <w:rPr>
+      <w:b/>
+      <w:bCs/>
+    </w:rPr>
+  </w:style>
+  <w:style w:type="character" w:styleId="Emphasis">
+    <w:name w:val="Emphasis"/>
+    <w:basedOn w:val="DefaultParagraphFont"/>
+    <w:uiPriority w:val="20"/>
+    <w:qFormat/>
+    <w:rsid w:val="00945564"/>
+    <w:rPr>
+      <w:i/>
+      <w:iCs/>
+    </w:rPr>
+  </w:style>
 </w:styles>
 </file>
 
